--- a/4. RESULTADOS/08_tratamiento_continuo/T24_tres_medidas_real_vs_placebo.docx
+++ b/4. RESULTADOS/08_tratamiento_continuo/T24_tres_medidas_real_vs_placebo.docx
@@ -765,7 +765,7 @@
                 <w:szCs w:val="22"/>
                 <w:color w:val="000000"/>
               </w:rPr>
-              <w:t xml:space="preserve">2.6306</w:t>
+              <w:t xml:space="preserve">1.4125</w:t>
             </w:r>
           </w:p>
         </w:tc>
@@ -820,7 +820,7 @@
                 <w:szCs w:val="22"/>
                 <w:color w:val="000000"/>
               </w:rPr>
-              <w:t xml:space="preserve">0.1146</w:t>
+              <w:t xml:space="preserve">0.3878</w:t>
             </w:r>
           </w:p>
         </w:tc>
@@ -1210,7 +1210,7 @@
                 <w:szCs w:val="22"/>
                 <w:color w:val="000000"/>
               </w:rPr>
-              <w:t xml:space="preserve">0.7059</w:t>
+              <w:t xml:space="preserve">1.6049</w:t>
             </w:r>
           </w:p>
         </w:tc>
@@ -1265,7 +1265,7 @@
                 <w:szCs w:val="22"/>
                 <w:color w:val="000000"/>
               </w:rPr>
-              <w:t xml:space="preserve">0.6457</w:t>
+              <w:t xml:space="preserve">0.2984</w:t>
             </w:r>
           </w:p>
         </w:tc>
@@ -1655,7 +1655,7 @@
                 <w:szCs w:val="22"/>
                 <w:color w:val="000000"/>
               </w:rPr>
-              <w:t xml:space="preserve">1.5630</w:t>
+              <w:t xml:space="preserve">-0.4511</w:t>
             </w:r>
           </w:p>
         </w:tc>
@@ -1710,7 +1710,7 @@
                 <w:szCs w:val="22"/>
                 <w:color w:val="000000"/>
               </w:rPr>
-              <w:t xml:space="preserve">0.3321</w:t>
+              <w:t xml:space="preserve">0.7622</w:t>
             </w:r>
           </w:p>
         </w:tc>
@@ -2100,7 +2100,7 @@
                 <w:szCs w:val="22"/>
                 <w:color w:val="000000"/>
               </w:rPr>
-              <w:t xml:space="preserve">-3.4864</w:t>
+              <w:t xml:space="preserve">-1.7922</w:t>
             </w:r>
           </w:p>
         </w:tc>
@@ -2155,62 +2155,62 @@
                 <w:szCs w:val="22"/>
                 <w:color w:val="000000"/>
               </w:rPr>
-              <w:t xml:space="preserve">0.0539</w:t>
-            </w:r>
-          </w:p>
-        </w:tc>
-        <w:tc>
-          <w:tcPr>
-            <w:tcBorders>
-              <w:bottom w:val="none" w:sz="0" w:space="0" w:color="000000"/>
-              <w:top w:val="none" w:sz="0" w:space="0" w:color="000000"/>
-              <w:left w:val="none" w:sz="0" w:space="0" w:color="000000"/>
-              <w:right w:val="none" w:sz="0" w:space="0" w:color="000000"/>
-            </w:tcBorders>
-            <w:shd w:val="clear" w:color="auto" w:fill="FFFFFF"/>
-            <w:tcMar>
-              <w:top w:w="0" w:type="dxa"/>
-              <w:bottom w:w="0" w:type="dxa"/>
-              <w:left w:w="0" w:type="dxa"/>
-              <w:right w:w="0" w:type="dxa"/>
-            </w:tcMar>
-            <w:vAlign w:val="center"/>
-          </w:tcPr>
-          <w:p>
-            <w:pPr>
-              <w:pStyle w:val="Normal"/>
-              <w:jc w:val="left"/>
-              <w:pBdr>
-                <w:bottom w:val="none" w:sz="0" w:space="0" w:color="000000"/>
-                <w:top w:val="none" w:sz="0" w:space="0" w:color="000000"/>
-                <w:left w:val="none" w:sz="0" w:space="0" w:color="000000"/>
-                <w:right w:val="none" w:sz="0" w:space="0" w:color="000000"/>
-              </w:pBdr>
-              <w:spacing w:after="100" w:before="100" w:line="240"/>
-              <w:ind w:left="100" w:right="100" w:firstLine="0" w:firstLineChars="0"/>
-              <w:rPr>
-                <w:rFonts w:ascii="Arial" w:hAnsi="Arial" w:eastAsia="Arial" w:cs="Arial"/>
-                <w:i w:val="false"/>
-                <w:b w:val="false"/>
-                <w:u w:val="none"/>
-                <w:strike w:val="false"/>
-                <w:sz w:val="22"/>
-                <w:szCs w:val="22"/>
-                <w:color w:val="000000"/>
-              </w:rPr>
-            </w:pPr>
-            <w:r>
-              <w:rPr>
-                <w:rFonts w:ascii="Arial" w:hAnsi="Arial" w:eastAsia="Arial" w:cs="Arial"/>
-                <w:i w:val="false"/>
-                <w:b w:val="false"/>
-                <w:u w:val="none"/>
-                <w:strike w:val="false"/>
-                <w:sz w:val="22"/>
-                <w:szCs w:val="22"/>
-                <w:color w:val="000000"/>
-              </w:rPr>
-              <w:t xml:space="preserve">*</w:t>
+              <w:t xml:space="preserve">0.3014</w:t>
+            </w:r>
+          </w:p>
+        </w:tc>
+        <w:tc>
+          <w:tcPr>
+            <w:tcBorders>
+              <w:bottom w:val="none" w:sz="0" w:space="0" w:color="000000"/>
+              <w:top w:val="none" w:sz="0" w:space="0" w:color="000000"/>
+              <w:left w:val="none" w:sz="0" w:space="0" w:color="000000"/>
+              <w:right w:val="none" w:sz="0" w:space="0" w:color="000000"/>
+            </w:tcBorders>
+            <w:shd w:val="clear" w:color="auto" w:fill="FFFFFF"/>
+            <w:tcMar>
+              <w:top w:w="0" w:type="dxa"/>
+              <w:bottom w:w="0" w:type="dxa"/>
+              <w:left w:w="0" w:type="dxa"/>
+              <w:right w:w="0" w:type="dxa"/>
+            </w:tcMar>
+            <w:vAlign w:val="center"/>
+          </w:tcPr>
+          <w:p>
+            <w:pPr>
+              <w:pStyle w:val="Normal"/>
+              <w:jc w:val="left"/>
+              <w:pBdr>
+                <w:bottom w:val="none" w:sz="0" w:space="0" w:color="000000"/>
+                <w:top w:val="none" w:sz="0" w:space="0" w:color="000000"/>
+                <w:left w:val="none" w:sz="0" w:space="0" w:color="000000"/>
+                <w:right w:val="none" w:sz="0" w:space="0" w:color="000000"/>
+              </w:pBdr>
+              <w:spacing w:after="100" w:before="100" w:line="240"/>
+              <w:ind w:left="100" w:right="100" w:firstLine="0" w:firstLineChars="0"/>
+              <w:rPr>
+                <w:rFonts w:ascii="Arial" w:hAnsi="Arial" w:eastAsia="Arial" w:cs="Arial"/>
+                <w:i w:val="false"/>
+                <w:b w:val="false"/>
+                <w:u w:val="none"/>
+                <w:strike w:val="false"/>
+                <w:sz w:val="22"/>
+                <w:szCs w:val="22"/>
+                <w:color w:val="000000"/>
+              </w:rPr>
+            </w:pPr>
+            <w:r>
+              <w:rPr>
+                <w:rFonts w:ascii="Arial" w:hAnsi="Arial" w:eastAsia="Arial" w:cs="Arial"/>
+                <w:i w:val="false"/>
+                <w:b w:val="false"/>
+                <w:u w:val="none"/>
+                <w:strike w:val="false"/>
+                <w:sz w:val="22"/>
+                <w:szCs w:val="22"/>
+                <w:color w:val="000000"/>
+              </w:rPr>
+              <w:t xml:space="preserve"/>
             </w:r>
           </w:p>
         </w:tc>
@@ -2545,7 +2545,7 @@
                 <w:szCs w:val="22"/>
                 <w:color w:val="000000"/>
               </w:rPr>
-              <w:t xml:space="preserve">3.6774</w:t>
+              <w:t xml:space="preserve">1.0317</w:t>
             </w:r>
           </w:p>
         </w:tc>
@@ -2600,62 +2600,62 @@
                 <w:szCs w:val="22"/>
                 <w:color w:val="000000"/>
               </w:rPr>
-              <w:t xml:space="preserve">0.0258</w:t>
-            </w:r>
-          </w:p>
-        </w:tc>
-        <w:tc>
-          <w:tcPr>
-            <w:tcBorders>
-              <w:bottom w:val="none" w:sz="0" w:space="0" w:color="000000"/>
-              <w:top w:val="none" w:sz="0" w:space="0" w:color="000000"/>
-              <w:left w:val="none" w:sz="0" w:space="0" w:color="000000"/>
-              <w:right w:val="none" w:sz="0" w:space="0" w:color="000000"/>
-            </w:tcBorders>
-            <w:shd w:val="clear" w:color="auto" w:fill="FFFFFF"/>
-            <w:tcMar>
-              <w:top w:w="0" w:type="dxa"/>
-              <w:bottom w:w="0" w:type="dxa"/>
-              <w:left w:w="0" w:type="dxa"/>
-              <w:right w:w="0" w:type="dxa"/>
-            </w:tcMar>
-            <w:vAlign w:val="center"/>
-          </w:tcPr>
-          <w:p>
-            <w:pPr>
-              <w:pStyle w:val="Normal"/>
-              <w:jc w:val="left"/>
-              <w:pBdr>
-                <w:bottom w:val="none" w:sz="0" w:space="0" w:color="000000"/>
-                <w:top w:val="none" w:sz="0" w:space="0" w:color="000000"/>
-                <w:left w:val="none" w:sz="0" w:space="0" w:color="000000"/>
-                <w:right w:val="none" w:sz="0" w:space="0" w:color="000000"/>
-              </w:pBdr>
-              <w:spacing w:after="100" w:before="100" w:line="240"/>
-              <w:ind w:left="100" w:right="100" w:firstLine="0" w:firstLineChars="0"/>
-              <w:rPr>
-                <w:rFonts w:ascii="Arial" w:hAnsi="Arial" w:eastAsia="Arial" w:cs="Arial"/>
-                <w:i w:val="false"/>
-                <w:b w:val="false"/>
-                <w:u w:val="none"/>
-                <w:strike w:val="false"/>
-                <w:sz w:val="22"/>
-                <w:szCs w:val="22"/>
-                <w:color w:val="000000"/>
-              </w:rPr>
-            </w:pPr>
-            <w:r>
-              <w:rPr>
-                <w:rFonts w:ascii="Arial" w:hAnsi="Arial" w:eastAsia="Arial" w:cs="Arial"/>
-                <w:i w:val="false"/>
-                <w:b w:val="false"/>
-                <w:u w:val="none"/>
-                <w:strike w:val="false"/>
-                <w:sz w:val="22"/>
-                <w:szCs w:val="22"/>
-                <w:color w:val="000000"/>
-              </w:rPr>
-              <w:t xml:space="preserve">**</w:t>
+              <w:t xml:space="preserve">0.4940</w:t>
+            </w:r>
+          </w:p>
+        </w:tc>
+        <w:tc>
+          <w:tcPr>
+            <w:tcBorders>
+              <w:bottom w:val="none" w:sz="0" w:space="0" w:color="000000"/>
+              <w:top w:val="none" w:sz="0" w:space="0" w:color="000000"/>
+              <w:left w:val="none" w:sz="0" w:space="0" w:color="000000"/>
+              <w:right w:val="none" w:sz="0" w:space="0" w:color="000000"/>
+            </w:tcBorders>
+            <w:shd w:val="clear" w:color="auto" w:fill="FFFFFF"/>
+            <w:tcMar>
+              <w:top w:w="0" w:type="dxa"/>
+              <w:bottom w:w="0" w:type="dxa"/>
+              <w:left w:w="0" w:type="dxa"/>
+              <w:right w:w="0" w:type="dxa"/>
+            </w:tcMar>
+            <w:vAlign w:val="center"/>
+          </w:tcPr>
+          <w:p>
+            <w:pPr>
+              <w:pStyle w:val="Normal"/>
+              <w:jc w:val="left"/>
+              <w:pBdr>
+                <w:bottom w:val="none" w:sz="0" w:space="0" w:color="000000"/>
+                <w:top w:val="none" w:sz="0" w:space="0" w:color="000000"/>
+                <w:left w:val="none" w:sz="0" w:space="0" w:color="000000"/>
+                <w:right w:val="none" w:sz="0" w:space="0" w:color="000000"/>
+              </w:pBdr>
+              <w:spacing w:after="100" w:before="100" w:line="240"/>
+              <w:ind w:left="100" w:right="100" w:firstLine="0" w:firstLineChars="0"/>
+              <w:rPr>
+                <w:rFonts w:ascii="Arial" w:hAnsi="Arial" w:eastAsia="Arial" w:cs="Arial"/>
+                <w:i w:val="false"/>
+                <w:b w:val="false"/>
+                <w:u w:val="none"/>
+                <w:strike w:val="false"/>
+                <w:sz w:val="22"/>
+                <w:szCs w:val="22"/>
+                <w:color w:val="000000"/>
+              </w:rPr>
+            </w:pPr>
+            <w:r>
+              <w:rPr>
+                <w:rFonts w:ascii="Arial" w:hAnsi="Arial" w:eastAsia="Arial" w:cs="Arial"/>
+                <w:i w:val="false"/>
+                <w:b w:val="false"/>
+                <w:u w:val="none"/>
+                <w:strike w:val="false"/>
+                <w:sz w:val="22"/>
+                <w:szCs w:val="22"/>
+                <w:color w:val="000000"/>
+              </w:rPr>
+              <w:t xml:space="preserve"/>
             </w:r>
           </w:p>
         </w:tc>
@@ -2990,7 +2990,7 @@
                 <w:szCs w:val="22"/>
                 <w:color w:val="000000"/>
               </w:rPr>
-              <w:t xml:space="preserve">-3.7823</w:t>
+              <w:t xml:space="preserve">-1.3747</w:t>
             </w:r>
           </w:p>
         </w:tc>
@@ -3045,62 +3045,62 @@
                 <w:szCs w:val="22"/>
                 <w:color w:val="000000"/>
               </w:rPr>
-              <w:t xml:space="preserve">0.0363</w:t>
-            </w:r>
-          </w:p>
-        </w:tc>
-        <w:tc>
-          <w:tcPr>
-            <w:tcBorders>
-              <w:bottom w:val="none" w:sz="0" w:space="0" w:color="000000"/>
-              <w:top w:val="none" w:sz="0" w:space="0" w:color="000000"/>
-              <w:left w:val="none" w:sz="0" w:space="0" w:color="000000"/>
-              <w:right w:val="none" w:sz="0" w:space="0" w:color="000000"/>
-            </w:tcBorders>
-            <w:shd w:val="clear" w:color="auto" w:fill="FFFFFF"/>
-            <w:tcMar>
-              <w:top w:w="0" w:type="dxa"/>
-              <w:bottom w:w="0" w:type="dxa"/>
-              <w:left w:w="0" w:type="dxa"/>
-              <w:right w:w="0" w:type="dxa"/>
-            </w:tcMar>
-            <w:vAlign w:val="center"/>
-          </w:tcPr>
-          <w:p>
-            <w:pPr>
-              <w:pStyle w:val="Normal"/>
-              <w:jc w:val="left"/>
-              <w:pBdr>
-                <w:bottom w:val="none" w:sz="0" w:space="0" w:color="000000"/>
-                <w:top w:val="none" w:sz="0" w:space="0" w:color="000000"/>
-                <w:left w:val="none" w:sz="0" w:space="0" w:color="000000"/>
-                <w:right w:val="none" w:sz="0" w:space="0" w:color="000000"/>
-              </w:pBdr>
-              <w:spacing w:after="100" w:before="100" w:line="240"/>
-              <w:ind w:left="100" w:right="100" w:firstLine="0" w:firstLineChars="0"/>
-              <w:rPr>
-                <w:rFonts w:ascii="Arial" w:hAnsi="Arial" w:eastAsia="Arial" w:cs="Arial"/>
-                <w:i w:val="false"/>
-                <w:b w:val="false"/>
-                <w:u w:val="none"/>
-                <w:strike w:val="false"/>
-                <w:sz w:val="22"/>
-                <w:szCs w:val="22"/>
-                <w:color w:val="000000"/>
-              </w:rPr>
-            </w:pPr>
-            <w:r>
-              <w:rPr>
-                <w:rFonts w:ascii="Arial" w:hAnsi="Arial" w:eastAsia="Arial" w:cs="Arial"/>
-                <w:i w:val="false"/>
-                <w:b w:val="false"/>
-                <w:u w:val="none"/>
-                <w:strike w:val="false"/>
-                <w:sz w:val="22"/>
-                <w:szCs w:val="22"/>
-                <w:color w:val="000000"/>
-              </w:rPr>
-              <w:t xml:space="preserve">**</w:t>
+              <w:t xml:space="preserve">0.4307</w:t>
+            </w:r>
+          </w:p>
+        </w:tc>
+        <w:tc>
+          <w:tcPr>
+            <w:tcBorders>
+              <w:bottom w:val="none" w:sz="0" w:space="0" w:color="000000"/>
+              <w:top w:val="none" w:sz="0" w:space="0" w:color="000000"/>
+              <w:left w:val="none" w:sz="0" w:space="0" w:color="000000"/>
+              <w:right w:val="none" w:sz="0" w:space="0" w:color="000000"/>
+            </w:tcBorders>
+            <w:shd w:val="clear" w:color="auto" w:fill="FFFFFF"/>
+            <w:tcMar>
+              <w:top w:w="0" w:type="dxa"/>
+              <w:bottom w:w="0" w:type="dxa"/>
+              <w:left w:w="0" w:type="dxa"/>
+              <w:right w:w="0" w:type="dxa"/>
+            </w:tcMar>
+            <w:vAlign w:val="center"/>
+          </w:tcPr>
+          <w:p>
+            <w:pPr>
+              <w:pStyle w:val="Normal"/>
+              <w:jc w:val="left"/>
+              <w:pBdr>
+                <w:bottom w:val="none" w:sz="0" w:space="0" w:color="000000"/>
+                <w:top w:val="none" w:sz="0" w:space="0" w:color="000000"/>
+                <w:left w:val="none" w:sz="0" w:space="0" w:color="000000"/>
+                <w:right w:val="none" w:sz="0" w:space="0" w:color="000000"/>
+              </w:pBdr>
+              <w:spacing w:after="100" w:before="100" w:line="240"/>
+              <w:ind w:left="100" w:right="100" w:firstLine="0" w:firstLineChars="0"/>
+              <w:rPr>
+                <w:rFonts w:ascii="Arial" w:hAnsi="Arial" w:eastAsia="Arial" w:cs="Arial"/>
+                <w:i w:val="false"/>
+                <w:b w:val="false"/>
+                <w:u w:val="none"/>
+                <w:strike w:val="false"/>
+                <w:sz w:val="22"/>
+                <w:szCs w:val="22"/>
+                <w:color w:val="000000"/>
+              </w:rPr>
+            </w:pPr>
+            <w:r>
+              <w:rPr>
+                <w:rFonts w:ascii="Arial" w:hAnsi="Arial" w:eastAsia="Arial" w:cs="Arial"/>
+                <w:i w:val="false"/>
+                <w:b w:val="false"/>
+                <w:u w:val="none"/>
+                <w:strike w:val="false"/>
+                <w:sz w:val="22"/>
+                <w:szCs w:val="22"/>
+                <w:color w:val="000000"/>
+              </w:rPr>
+              <w:t xml:space="preserve"/>
             </w:r>
           </w:p>
         </w:tc>
@@ -3435,7 +3435,7 @@
                 <w:szCs w:val="22"/>
                 <w:color w:val="000000"/>
               </w:rPr>
-              <w:t xml:space="preserve">3.4618</w:t>
+              <w:t xml:space="preserve">0.2403</w:t>
             </w:r>
           </w:p>
         </w:tc>
@@ -3490,62 +3490,62 @@
                 <w:szCs w:val="22"/>
                 <w:color w:val="000000"/>
               </w:rPr>
-              <w:t xml:space="preserve">0.0506</w:t>
-            </w:r>
-          </w:p>
-        </w:tc>
-        <w:tc>
-          <w:tcPr>
-            <w:tcBorders>
-              <w:bottom w:val="none" w:sz="0" w:space="0" w:color="000000"/>
-              <w:top w:val="none" w:sz="0" w:space="0" w:color="000000"/>
-              <w:left w:val="none" w:sz="0" w:space="0" w:color="000000"/>
-              <w:right w:val="none" w:sz="0" w:space="0" w:color="000000"/>
-            </w:tcBorders>
-            <w:shd w:val="clear" w:color="auto" w:fill="FFFFFF"/>
-            <w:tcMar>
-              <w:top w:w="0" w:type="dxa"/>
-              <w:bottom w:w="0" w:type="dxa"/>
-              <w:left w:w="0" w:type="dxa"/>
-              <w:right w:w="0" w:type="dxa"/>
-            </w:tcMar>
-            <w:vAlign w:val="center"/>
-          </w:tcPr>
-          <w:p>
-            <w:pPr>
-              <w:pStyle w:val="Normal"/>
-              <w:jc w:val="left"/>
-              <w:pBdr>
-                <w:bottom w:val="none" w:sz="0" w:space="0" w:color="000000"/>
-                <w:top w:val="none" w:sz="0" w:space="0" w:color="000000"/>
-                <w:left w:val="none" w:sz="0" w:space="0" w:color="000000"/>
-                <w:right w:val="none" w:sz="0" w:space="0" w:color="000000"/>
-              </w:pBdr>
-              <w:spacing w:after="100" w:before="100" w:line="240"/>
-              <w:ind w:left="100" w:right="100" w:firstLine="0" w:firstLineChars="0"/>
-              <w:rPr>
-                <w:rFonts w:ascii="Arial" w:hAnsi="Arial" w:eastAsia="Arial" w:cs="Arial"/>
-                <w:i w:val="false"/>
-                <w:b w:val="false"/>
-                <w:u w:val="none"/>
-                <w:strike w:val="false"/>
-                <w:sz w:val="22"/>
-                <w:szCs w:val="22"/>
-                <w:color w:val="000000"/>
-              </w:rPr>
-            </w:pPr>
-            <w:r>
-              <w:rPr>
-                <w:rFonts w:ascii="Arial" w:hAnsi="Arial" w:eastAsia="Arial" w:cs="Arial"/>
-                <w:i w:val="false"/>
-                <w:b w:val="false"/>
-                <w:u w:val="none"/>
-                <w:strike w:val="false"/>
-                <w:sz w:val="22"/>
-                <w:szCs w:val="22"/>
-                <w:color w:val="000000"/>
-              </w:rPr>
-              <w:t xml:space="preserve">*</w:t>
+              <w:t xml:space="preserve">0.8799</w:t>
+            </w:r>
+          </w:p>
+        </w:tc>
+        <w:tc>
+          <w:tcPr>
+            <w:tcBorders>
+              <w:bottom w:val="none" w:sz="0" w:space="0" w:color="000000"/>
+              <w:top w:val="none" w:sz="0" w:space="0" w:color="000000"/>
+              <w:left w:val="none" w:sz="0" w:space="0" w:color="000000"/>
+              <w:right w:val="none" w:sz="0" w:space="0" w:color="000000"/>
+            </w:tcBorders>
+            <w:shd w:val="clear" w:color="auto" w:fill="FFFFFF"/>
+            <w:tcMar>
+              <w:top w:w="0" w:type="dxa"/>
+              <w:bottom w:w="0" w:type="dxa"/>
+              <w:left w:w="0" w:type="dxa"/>
+              <w:right w:w="0" w:type="dxa"/>
+            </w:tcMar>
+            <w:vAlign w:val="center"/>
+          </w:tcPr>
+          <w:p>
+            <w:pPr>
+              <w:pStyle w:val="Normal"/>
+              <w:jc w:val="left"/>
+              <w:pBdr>
+                <w:bottom w:val="none" w:sz="0" w:space="0" w:color="000000"/>
+                <w:top w:val="none" w:sz="0" w:space="0" w:color="000000"/>
+                <w:left w:val="none" w:sz="0" w:space="0" w:color="000000"/>
+                <w:right w:val="none" w:sz="0" w:space="0" w:color="000000"/>
+              </w:pBdr>
+              <w:spacing w:after="100" w:before="100" w:line="240"/>
+              <w:ind w:left="100" w:right="100" w:firstLine="0" w:firstLineChars="0"/>
+              <w:rPr>
+                <w:rFonts w:ascii="Arial" w:hAnsi="Arial" w:eastAsia="Arial" w:cs="Arial"/>
+                <w:i w:val="false"/>
+                <w:b w:val="false"/>
+                <w:u w:val="none"/>
+                <w:strike w:val="false"/>
+                <w:sz w:val="22"/>
+                <w:szCs w:val="22"/>
+                <w:color w:val="000000"/>
+              </w:rPr>
+            </w:pPr>
+            <w:r>
+              <w:rPr>
+                <w:rFonts w:ascii="Arial" w:hAnsi="Arial" w:eastAsia="Arial" w:cs="Arial"/>
+                <w:i w:val="false"/>
+                <w:b w:val="false"/>
+                <w:u w:val="none"/>
+                <w:strike w:val="false"/>
+                <w:sz w:val="22"/>
+                <w:szCs w:val="22"/>
+                <w:color w:val="000000"/>
+              </w:rPr>
+              <w:t xml:space="preserve"/>
             </w:r>
           </w:p>
         </w:tc>
@@ -3880,7 +3880,7 @@
                 <w:szCs w:val="22"/>
                 <w:color w:val="000000"/>
               </w:rPr>
-              <w:t xml:space="preserve">-3.7153</w:t>
+              <w:t xml:space="preserve">-0.7677</w:t>
             </w:r>
           </w:p>
         </w:tc>
@@ -3935,62 +3935,62 @@
                 <w:szCs w:val="22"/>
                 <w:color w:val="000000"/>
               </w:rPr>
-              <w:t xml:space="preserve">0.0354</w:t>
-            </w:r>
-          </w:p>
-        </w:tc>
-        <w:tc>
-          <w:tcPr>
-            <w:tcBorders>
-              <w:bottom w:val="none" w:sz="0" w:space="0" w:color="000000"/>
-              <w:top w:val="none" w:sz="0" w:space="0" w:color="000000"/>
-              <w:left w:val="none" w:sz="0" w:space="0" w:color="000000"/>
-              <w:right w:val="none" w:sz="0" w:space="0" w:color="000000"/>
-            </w:tcBorders>
-            <w:shd w:val="clear" w:color="auto" w:fill="FFFFFF"/>
-            <w:tcMar>
-              <w:top w:w="0" w:type="dxa"/>
-              <w:bottom w:w="0" w:type="dxa"/>
-              <w:left w:w="0" w:type="dxa"/>
-              <w:right w:w="0" w:type="dxa"/>
-            </w:tcMar>
-            <w:vAlign w:val="center"/>
-          </w:tcPr>
-          <w:p>
-            <w:pPr>
-              <w:pStyle w:val="Normal"/>
-              <w:jc w:val="left"/>
-              <w:pBdr>
-                <w:bottom w:val="none" w:sz="0" w:space="0" w:color="000000"/>
-                <w:top w:val="none" w:sz="0" w:space="0" w:color="000000"/>
-                <w:left w:val="none" w:sz="0" w:space="0" w:color="000000"/>
-                <w:right w:val="none" w:sz="0" w:space="0" w:color="000000"/>
-              </w:pBdr>
-              <w:spacing w:after="100" w:before="100" w:line="240"/>
-              <w:ind w:left="100" w:right="100" w:firstLine="0" w:firstLineChars="0"/>
-              <w:rPr>
-                <w:rFonts w:ascii="Arial" w:hAnsi="Arial" w:eastAsia="Arial" w:cs="Arial"/>
-                <w:i w:val="false"/>
-                <w:b w:val="false"/>
-                <w:u w:val="none"/>
-                <w:strike w:val="false"/>
-                <w:sz w:val="22"/>
-                <w:szCs w:val="22"/>
-                <w:color w:val="000000"/>
-              </w:rPr>
-            </w:pPr>
-            <w:r>
-              <w:rPr>
-                <w:rFonts w:ascii="Arial" w:hAnsi="Arial" w:eastAsia="Arial" w:cs="Arial"/>
-                <w:i w:val="false"/>
-                <w:b w:val="false"/>
-                <w:u w:val="none"/>
-                <w:strike w:val="false"/>
-                <w:sz w:val="22"/>
-                <w:szCs w:val="22"/>
-                <w:color w:val="000000"/>
-              </w:rPr>
-              <w:t xml:space="preserve">**</w:t>
+              <w:t xml:space="preserve">0.6478</w:t>
+            </w:r>
+          </w:p>
+        </w:tc>
+        <w:tc>
+          <w:tcPr>
+            <w:tcBorders>
+              <w:bottom w:val="none" w:sz="0" w:space="0" w:color="000000"/>
+              <w:top w:val="none" w:sz="0" w:space="0" w:color="000000"/>
+              <w:left w:val="none" w:sz="0" w:space="0" w:color="000000"/>
+              <w:right w:val="none" w:sz="0" w:space="0" w:color="000000"/>
+            </w:tcBorders>
+            <w:shd w:val="clear" w:color="auto" w:fill="FFFFFF"/>
+            <w:tcMar>
+              <w:top w:w="0" w:type="dxa"/>
+              <w:bottom w:w="0" w:type="dxa"/>
+              <w:left w:w="0" w:type="dxa"/>
+              <w:right w:w="0" w:type="dxa"/>
+            </w:tcMar>
+            <w:vAlign w:val="center"/>
+          </w:tcPr>
+          <w:p>
+            <w:pPr>
+              <w:pStyle w:val="Normal"/>
+              <w:jc w:val="left"/>
+              <w:pBdr>
+                <w:bottom w:val="none" w:sz="0" w:space="0" w:color="000000"/>
+                <w:top w:val="none" w:sz="0" w:space="0" w:color="000000"/>
+                <w:left w:val="none" w:sz="0" w:space="0" w:color="000000"/>
+                <w:right w:val="none" w:sz="0" w:space="0" w:color="000000"/>
+              </w:pBdr>
+              <w:spacing w:after="100" w:before="100" w:line="240"/>
+              <w:ind w:left="100" w:right="100" w:firstLine="0" w:firstLineChars="0"/>
+              <w:rPr>
+                <w:rFonts w:ascii="Arial" w:hAnsi="Arial" w:eastAsia="Arial" w:cs="Arial"/>
+                <w:i w:val="false"/>
+                <w:b w:val="false"/>
+                <w:u w:val="none"/>
+                <w:strike w:val="false"/>
+                <w:sz w:val="22"/>
+                <w:szCs w:val="22"/>
+                <w:color w:val="000000"/>
+              </w:rPr>
+            </w:pPr>
+            <w:r>
+              <w:rPr>
+                <w:rFonts w:ascii="Arial" w:hAnsi="Arial" w:eastAsia="Arial" w:cs="Arial"/>
+                <w:i w:val="false"/>
+                <w:b w:val="false"/>
+                <w:u w:val="none"/>
+                <w:strike w:val="false"/>
+                <w:sz w:val="22"/>
+                <w:szCs w:val="22"/>
+                <w:color w:val="000000"/>
+              </w:rPr>
+              <w:t xml:space="preserve"/>
             </w:r>
           </w:p>
         </w:tc>
@@ -4325,7 +4325,7 @@
                 <w:szCs w:val="22"/>
                 <w:color w:val="000000"/>
               </w:rPr>
-              <w:t xml:space="preserve">1.8805</w:t>
+              <w:t xml:space="preserve">0.6214</w:t>
             </w:r>
           </w:p>
         </w:tc>
@@ -4380,7 +4380,7 @@
                 <w:szCs w:val="22"/>
                 <w:color w:val="000000"/>
               </w:rPr>
-              <w:t xml:space="preserve">0.2713</w:t>
+              <w:t xml:space="preserve">0.7100</w:t>
             </w:r>
           </w:p>
         </w:tc>
@@ -4770,7 +4770,7 @@
                 <w:szCs w:val="22"/>
                 <w:color w:val="000000"/>
               </w:rPr>
-              <w:t xml:space="preserve">-2.6059</w:t>
+              <w:t xml:space="preserve">-1.4598</w:t>
             </w:r>
           </w:p>
         </w:tc>
@@ -4825,7 +4825,7 @@
                 <w:szCs w:val="22"/>
                 <w:color w:val="000000"/>
               </w:rPr>
-              <w:t xml:space="preserve">0.1198</w:t>
+              <w:t xml:space="preserve">0.3763</w:t>
             </w:r>
           </w:p>
         </w:tc>
@@ -5215,7 +5215,7 @@
                 <w:szCs w:val="22"/>
                 <w:color w:val="000000"/>
               </w:rPr>
-              <w:t xml:space="preserve">1.8038</w:t>
+              <w:t xml:space="preserve">-0.2579</w:t>
             </w:r>
           </w:p>
         </w:tc>
@@ -5270,7 +5270,7 @@
                 <w:szCs w:val="22"/>
                 <w:color w:val="000000"/>
               </w:rPr>
-              <w:t xml:space="preserve">0.2570</w:t>
+              <w:t xml:space="preserve">0.8631</w:t>
             </w:r>
           </w:p>
         </w:tc>
@@ -5660,7 +5660,7 @@
                 <w:szCs w:val="22"/>
                 <w:color w:val="000000"/>
               </w:rPr>
-              <w:t xml:space="preserve">-4.1202</w:t>
+              <w:t xml:space="preserve">-2.3367</w:t>
             </w:r>
           </w:p>
         </w:tc>
@@ -5715,62 +5715,62 @@
                 <w:szCs w:val="22"/>
                 <w:color w:val="000000"/>
               </w:rPr>
-              <w:t xml:space="preserve">0.0115</w:t>
-            </w:r>
-          </w:p>
-        </w:tc>
-        <w:tc>
-          <w:tcPr>
-            <w:tcBorders>
-              <w:bottom w:val="none" w:sz="0" w:space="0" w:color="000000"/>
-              <w:top w:val="none" w:sz="0" w:space="0" w:color="000000"/>
-              <w:left w:val="none" w:sz="0" w:space="0" w:color="000000"/>
-              <w:right w:val="none" w:sz="0" w:space="0" w:color="000000"/>
-            </w:tcBorders>
-            <w:shd w:val="clear" w:color="auto" w:fill="FFFFFF"/>
-            <w:tcMar>
-              <w:top w:w="0" w:type="dxa"/>
-              <w:bottom w:w="0" w:type="dxa"/>
-              <w:left w:w="0" w:type="dxa"/>
-              <w:right w:w="0" w:type="dxa"/>
-            </w:tcMar>
-            <w:vAlign w:val="center"/>
-          </w:tcPr>
-          <w:p>
-            <w:pPr>
-              <w:pStyle w:val="Normal"/>
-              <w:jc w:val="left"/>
-              <w:pBdr>
-                <w:bottom w:val="none" w:sz="0" w:space="0" w:color="000000"/>
-                <w:top w:val="none" w:sz="0" w:space="0" w:color="000000"/>
-                <w:left w:val="none" w:sz="0" w:space="0" w:color="000000"/>
-                <w:right w:val="none" w:sz="0" w:space="0" w:color="000000"/>
-              </w:pBdr>
-              <w:spacing w:after="100" w:before="100" w:line="240"/>
-              <w:ind w:left="100" w:right="100" w:firstLine="0" w:firstLineChars="0"/>
-              <w:rPr>
-                <w:rFonts w:ascii="Arial" w:hAnsi="Arial" w:eastAsia="Arial" w:cs="Arial"/>
-                <w:i w:val="false"/>
-                <w:b w:val="false"/>
-                <w:u w:val="none"/>
-                <w:strike w:val="false"/>
-                <w:sz w:val="22"/>
-                <w:szCs w:val="22"/>
-                <w:color w:val="000000"/>
-              </w:rPr>
-            </w:pPr>
-            <w:r>
-              <w:rPr>
-                <w:rFonts w:ascii="Arial" w:hAnsi="Arial" w:eastAsia="Arial" w:cs="Arial"/>
-                <w:i w:val="false"/>
-                <w:b w:val="false"/>
-                <w:u w:val="none"/>
-                <w:strike w:val="false"/>
-                <w:sz w:val="22"/>
-                <w:szCs w:val="22"/>
-                <w:color w:val="000000"/>
-              </w:rPr>
-              <w:t xml:space="preserve">**</w:t>
+              <w:t xml:space="preserve">0.1470</w:t>
+            </w:r>
+          </w:p>
+        </w:tc>
+        <w:tc>
+          <w:tcPr>
+            <w:tcBorders>
+              <w:bottom w:val="none" w:sz="0" w:space="0" w:color="000000"/>
+              <w:top w:val="none" w:sz="0" w:space="0" w:color="000000"/>
+              <w:left w:val="none" w:sz="0" w:space="0" w:color="000000"/>
+              <w:right w:val="none" w:sz="0" w:space="0" w:color="000000"/>
+            </w:tcBorders>
+            <w:shd w:val="clear" w:color="auto" w:fill="FFFFFF"/>
+            <w:tcMar>
+              <w:top w:w="0" w:type="dxa"/>
+              <w:bottom w:w="0" w:type="dxa"/>
+              <w:left w:w="0" w:type="dxa"/>
+              <w:right w:w="0" w:type="dxa"/>
+            </w:tcMar>
+            <w:vAlign w:val="center"/>
+          </w:tcPr>
+          <w:p>
+            <w:pPr>
+              <w:pStyle w:val="Normal"/>
+              <w:jc w:val="left"/>
+              <w:pBdr>
+                <w:bottom w:val="none" w:sz="0" w:space="0" w:color="000000"/>
+                <w:top w:val="none" w:sz="0" w:space="0" w:color="000000"/>
+                <w:left w:val="none" w:sz="0" w:space="0" w:color="000000"/>
+                <w:right w:val="none" w:sz="0" w:space="0" w:color="000000"/>
+              </w:pBdr>
+              <w:spacing w:after="100" w:before="100" w:line="240"/>
+              <w:ind w:left="100" w:right="100" w:firstLine="0" w:firstLineChars="0"/>
+              <w:rPr>
+                <w:rFonts w:ascii="Arial" w:hAnsi="Arial" w:eastAsia="Arial" w:cs="Arial"/>
+                <w:i w:val="false"/>
+                <w:b w:val="false"/>
+                <w:u w:val="none"/>
+                <w:strike w:val="false"/>
+                <w:sz w:val="22"/>
+                <w:szCs w:val="22"/>
+                <w:color w:val="000000"/>
+              </w:rPr>
+            </w:pPr>
+            <w:r>
+              <w:rPr>
+                <w:rFonts w:ascii="Arial" w:hAnsi="Arial" w:eastAsia="Arial" w:cs="Arial"/>
+                <w:i w:val="false"/>
+                <w:b w:val="false"/>
+                <w:u w:val="none"/>
+                <w:strike w:val="false"/>
+                <w:sz w:val="22"/>
+                <w:szCs w:val="22"/>
+                <w:color w:val="000000"/>
+              </w:rPr>
+              <w:t xml:space="preserve"/>
             </w:r>
           </w:p>
         </w:tc>
@@ -6105,7 +6105,7 @@
                 <w:szCs w:val="22"/>
                 <w:color w:val="000000"/>
               </w:rPr>
-              <w:t xml:space="preserve">3.2518</w:t>
+              <w:t xml:space="preserve">0.4577</w:t>
             </w:r>
           </w:p>
         </w:tc>
@@ -6160,62 +6160,62 @@
                 <w:szCs w:val="22"/>
                 <w:color w:val="000000"/>
               </w:rPr>
-              <w:t xml:space="preserve">0.0631</w:t>
-            </w:r>
-          </w:p>
-        </w:tc>
-        <w:tc>
-          <w:tcPr>
-            <w:tcBorders>
-              <w:bottom w:val="none" w:sz="0" w:space="0" w:color="000000"/>
-              <w:top w:val="none" w:sz="0" w:space="0" w:color="000000"/>
-              <w:left w:val="none" w:sz="0" w:space="0" w:color="000000"/>
-              <w:right w:val="none" w:sz="0" w:space="0" w:color="000000"/>
-            </w:tcBorders>
-            <w:shd w:val="clear" w:color="auto" w:fill="FFFFFF"/>
-            <w:tcMar>
-              <w:top w:w="0" w:type="dxa"/>
-              <w:bottom w:w="0" w:type="dxa"/>
-              <w:left w:w="0" w:type="dxa"/>
-              <w:right w:w="0" w:type="dxa"/>
-            </w:tcMar>
-            <w:vAlign w:val="center"/>
-          </w:tcPr>
-          <w:p>
-            <w:pPr>
-              <w:pStyle w:val="Normal"/>
-              <w:jc w:val="left"/>
-              <w:pBdr>
-                <w:bottom w:val="none" w:sz="0" w:space="0" w:color="000000"/>
-                <w:top w:val="none" w:sz="0" w:space="0" w:color="000000"/>
-                <w:left w:val="none" w:sz="0" w:space="0" w:color="000000"/>
-                <w:right w:val="none" w:sz="0" w:space="0" w:color="000000"/>
-              </w:pBdr>
-              <w:spacing w:after="100" w:before="100" w:line="240"/>
-              <w:ind w:left="100" w:right="100" w:firstLine="0" w:firstLineChars="0"/>
-              <w:rPr>
-                <w:rFonts w:ascii="Arial" w:hAnsi="Arial" w:eastAsia="Arial" w:cs="Arial"/>
-                <w:i w:val="false"/>
-                <w:b w:val="false"/>
-                <w:u w:val="none"/>
-                <w:strike w:val="false"/>
-                <w:sz w:val="22"/>
-                <w:szCs w:val="22"/>
-                <w:color w:val="000000"/>
-              </w:rPr>
-            </w:pPr>
-            <w:r>
-              <w:rPr>
-                <w:rFonts w:ascii="Arial" w:hAnsi="Arial" w:eastAsia="Arial" w:cs="Arial"/>
-                <w:i w:val="false"/>
-                <w:b w:val="false"/>
-                <w:u w:val="none"/>
-                <w:strike w:val="false"/>
-                <w:sz w:val="22"/>
-                <w:szCs w:val="22"/>
-                <w:color w:val="000000"/>
-              </w:rPr>
-              <w:t xml:space="preserve">*</w:t>
+              <w:t xml:space="preserve">0.7782</w:t>
+            </w:r>
+          </w:p>
+        </w:tc>
+        <w:tc>
+          <w:tcPr>
+            <w:tcBorders>
+              <w:bottom w:val="none" w:sz="0" w:space="0" w:color="000000"/>
+              <w:top w:val="none" w:sz="0" w:space="0" w:color="000000"/>
+              <w:left w:val="none" w:sz="0" w:space="0" w:color="000000"/>
+              <w:right w:val="none" w:sz="0" w:space="0" w:color="000000"/>
+            </w:tcBorders>
+            <w:shd w:val="clear" w:color="auto" w:fill="FFFFFF"/>
+            <w:tcMar>
+              <w:top w:w="0" w:type="dxa"/>
+              <w:bottom w:w="0" w:type="dxa"/>
+              <w:left w:w="0" w:type="dxa"/>
+              <w:right w:w="0" w:type="dxa"/>
+            </w:tcMar>
+            <w:vAlign w:val="center"/>
+          </w:tcPr>
+          <w:p>
+            <w:pPr>
+              <w:pStyle w:val="Normal"/>
+              <w:jc w:val="left"/>
+              <w:pBdr>
+                <w:bottom w:val="none" w:sz="0" w:space="0" w:color="000000"/>
+                <w:top w:val="none" w:sz="0" w:space="0" w:color="000000"/>
+                <w:left w:val="none" w:sz="0" w:space="0" w:color="000000"/>
+                <w:right w:val="none" w:sz="0" w:space="0" w:color="000000"/>
+              </w:pBdr>
+              <w:spacing w:after="100" w:before="100" w:line="240"/>
+              <w:ind w:left="100" w:right="100" w:firstLine="0" w:firstLineChars="0"/>
+              <w:rPr>
+                <w:rFonts w:ascii="Arial" w:hAnsi="Arial" w:eastAsia="Arial" w:cs="Arial"/>
+                <w:i w:val="false"/>
+                <w:b w:val="false"/>
+                <w:u w:val="none"/>
+                <w:strike w:val="false"/>
+                <w:sz w:val="22"/>
+                <w:szCs w:val="22"/>
+                <w:color w:val="000000"/>
+              </w:rPr>
+            </w:pPr>
+            <w:r>
+              <w:rPr>
+                <w:rFonts w:ascii="Arial" w:hAnsi="Arial" w:eastAsia="Arial" w:cs="Arial"/>
+                <w:i w:val="false"/>
+                <w:b w:val="false"/>
+                <w:u w:val="none"/>
+                <w:strike w:val="false"/>
+                <w:sz w:val="22"/>
+                <w:szCs w:val="22"/>
+                <w:color w:val="000000"/>
+              </w:rPr>
+              <w:t xml:space="preserve"/>
             </w:r>
           </w:p>
         </w:tc>
@@ -6550,7 +6550,7 @@
                 <w:szCs w:val="22"/>
                 <w:color w:val="000000"/>
               </w:rPr>
-              <w:t xml:space="preserve">-4.4291</w:t>
+              <w:t xml:space="preserve">-1.8185</w:t>
             </w:r>
           </w:p>
         </w:tc>
@@ -6605,62 +6605,62 @@
                 <w:szCs w:val="22"/>
                 <w:color w:val="000000"/>
               </w:rPr>
-              <w:t xml:space="preserve">0.0087</w:t>
-            </w:r>
-          </w:p>
-        </w:tc>
-        <w:tc>
-          <w:tcPr>
-            <w:tcBorders>
-              <w:bottom w:val="none" w:sz="0" w:space="0" w:color="000000"/>
-              <w:top w:val="none" w:sz="0" w:space="0" w:color="000000"/>
-              <w:left w:val="none" w:sz="0" w:space="0" w:color="000000"/>
-              <w:right w:val="none" w:sz="0" w:space="0" w:color="000000"/>
-            </w:tcBorders>
-            <w:shd w:val="clear" w:color="auto" w:fill="FFFFFF"/>
-            <w:tcMar>
-              <w:top w:w="0" w:type="dxa"/>
-              <w:bottom w:w="0" w:type="dxa"/>
-              <w:left w:w="0" w:type="dxa"/>
-              <w:right w:w="0" w:type="dxa"/>
-            </w:tcMar>
-            <w:vAlign w:val="center"/>
-          </w:tcPr>
-          <w:p>
-            <w:pPr>
-              <w:pStyle w:val="Normal"/>
-              <w:jc w:val="left"/>
-              <w:pBdr>
-                <w:bottom w:val="none" w:sz="0" w:space="0" w:color="000000"/>
-                <w:top w:val="none" w:sz="0" w:space="0" w:color="000000"/>
-                <w:left w:val="none" w:sz="0" w:space="0" w:color="000000"/>
-                <w:right w:val="none" w:sz="0" w:space="0" w:color="000000"/>
-              </w:pBdr>
-              <w:spacing w:after="100" w:before="100" w:line="240"/>
-              <w:ind w:left="100" w:right="100" w:firstLine="0" w:firstLineChars="0"/>
-              <w:rPr>
-                <w:rFonts w:ascii="Arial" w:hAnsi="Arial" w:eastAsia="Arial" w:cs="Arial"/>
-                <w:i w:val="false"/>
-                <w:b w:val="false"/>
-                <w:u w:val="none"/>
-                <w:strike w:val="false"/>
-                <w:sz w:val="22"/>
-                <w:szCs w:val="22"/>
-                <w:color w:val="000000"/>
-              </w:rPr>
-            </w:pPr>
-            <w:r>
-              <w:rPr>
-                <w:rFonts w:ascii="Arial" w:hAnsi="Arial" w:eastAsia="Arial" w:cs="Arial"/>
-                <w:i w:val="false"/>
-                <w:b w:val="false"/>
-                <w:u w:val="none"/>
-                <w:strike w:val="false"/>
-                <w:sz w:val="22"/>
-                <w:szCs w:val="22"/>
-                <w:color w:val="000000"/>
-              </w:rPr>
-              <w:t xml:space="preserve">***</w:t>
+              <w:t xml:space="preserve">0.2597</w:t>
+            </w:r>
+          </w:p>
+        </w:tc>
+        <w:tc>
+          <w:tcPr>
+            <w:tcBorders>
+              <w:bottom w:val="none" w:sz="0" w:space="0" w:color="000000"/>
+              <w:top w:val="none" w:sz="0" w:space="0" w:color="000000"/>
+              <w:left w:val="none" w:sz="0" w:space="0" w:color="000000"/>
+              <w:right w:val="none" w:sz="0" w:space="0" w:color="000000"/>
+            </w:tcBorders>
+            <w:shd w:val="clear" w:color="auto" w:fill="FFFFFF"/>
+            <w:tcMar>
+              <w:top w:w="0" w:type="dxa"/>
+              <w:bottom w:w="0" w:type="dxa"/>
+              <w:left w:w="0" w:type="dxa"/>
+              <w:right w:w="0" w:type="dxa"/>
+            </w:tcMar>
+            <w:vAlign w:val="center"/>
+          </w:tcPr>
+          <w:p>
+            <w:pPr>
+              <w:pStyle w:val="Normal"/>
+              <w:jc w:val="left"/>
+              <w:pBdr>
+                <w:bottom w:val="none" w:sz="0" w:space="0" w:color="000000"/>
+                <w:top w:val="none" w:sz="0" w:space="0" w:color="000000"/>
+                <w:left w:val="none" w:sz="0" w:space="0" w:color="000000"/>
+                <w:right w:val="none" w:sz="0" w:space="0" w:color="000000"/>
+              </w:pBdr>
+              <w:spacing w:after="100" w:before="100" w:line="240"/>
+              <w:ind w:left="100" w:right="100" w:firstLine="0" w:firstLineChars="0"/>
+              <w:rPr>
+                <w:rFonts w:ascii="Arial" w:hAnsi="Arial" w:eastAsia="Arial" w:cs="Arial"/>
+                <w:i w:val="false"/>
+                <w:b w:val="false"/>
+                <w:u w:val="none"/>
+                <w:strike w:val="false"/>
+                <w:sz w:val="22"/>
+                <w:szCs w:val="22"/>
+                <w:color w:val="000000"/>
+              </w:rPr>
+            </w:pPr>
+            <w:r>
+              <w:rPr>
+                <w:rFonts w:ascii="Arial" w:hAnsi="Arial" w:eastAsia="Arial" w:cs="Arial"/>
+                <w:i w:val="false"/>
+                <w:b w:val="false"/>
+                <w:u w:val="none"/>
+                <w:strike w:val="false"/>
+                <w:sz w:val="22"/>
+                <w:szCs w:val="22"/>
+                <w:color w:val="000000"/>
+              </w:rPr>
+              <w:t xml:space="preserve"/>
             </w:r>
           </w:p>
         </w:tc>
@@ -6995,7 +6995,7 @@
                 <w:szCs w:val="22"/>
                 <w:color w:val="000000"/>
               </w:rPr>
-              <w:t xml:space="preserve">1.8858</w:t>
+              <w:t xml:space="preserve">-1.6391</w:t>
             </w:r>
           </w:p>
         </w:tc>
@@ -7050,7 +7050,7 @@
                 <w:szCs w:val="22"/>
                 <w:color w:val="000000"/>
               </w:rPr>
-              <w:t xml:space="preserve">0.2768</w:t>
+              <w:t xml:space="preserve">0.2764</w:t>
             </w:r>
           </w:p>
         </w:tc>
@@ -7440,7 +7440,7 @@
                 <w:szCs w:val="22"/>
                 <w:color w:val="000000"/>
               </w:rPr>
-              <w:t xml:space="preserve">-5.2854</w:t>
+              <w:t xml:space="preserve">-2.1059</w:t>
             </w:r>
           </w:p>
         </w:tc>
@@ -7495,62 +7495,62 @@
                 <w:szCs w:val="22"/>
                 <w:color w:val="000000"/>
               </w:rPr>
-              <w:t xml:space="preserve">0.0024</w:t>
-            </w:r>
-          </w:p>
-        </w:tc>
-        <w:tc>
-          <w:tcPr>
-            <w:tcBorders>
-              <w:bottom w:val="none" w:sz="0" w:space="0" w:color="000000"/>
-              <w:top w:val="none" w:sz="0" w:space="0" w:color="000000"/>
-              <w:left w:val="none" w:sz="0" w:space="0" w:color="000000"/>
-              <w:right w:val="none" w:sz="0" w:space="0" w:color="000000"/>
-            </w:tcBorders>
-            <w:shd w:val="clear" w:color="auto" w:fill="FFFFFF"/>
-            <w:tcMar>
-              <w:top w:w="0" w:type="dxa"/>
-              <w:bottom w:w="0" w:type="dxa"/>
-              <w:left w:w="0" w:type="dxa"/>
-              <w:right w:w="0" w:type="dxa"/>
-            </w:tcMar>
-            <w:vAlign w:val="center"/>
-          </w:tcPr>
-          <w:p>
-            <w:pPr>
-              <w:pStyle w:val="Normal"/>
-              <w:jc w:val="left"/>
-              <w:pBdr>
-                <w:bottom w:val="none" w:sz="0" w:space="0" w:color="000000"/>
-                <w:top w:val="none" w:sz="0" w:space="0" w:color="000000"/>
-                <w:left w:val="none" w:sz="0" w:space="0" w:color="000000"/>
-                <w:right w:val="none" w:sz="0" w:space="0" w:color="000000"/>
-              </w:pBdr>
-              <w:spacing w:after="100" w:before="100" w:line="240"/>
-              <w:ind w:left="100" w:right="100" w:firstLine="0" w:firstLineChars="0"/>
-              <w:rPr>
-                <w:rFonts w:ascii="Arial" w:hAnsi="Arial" w:eastAsia="Arial" w:cs="Arial"/>
-                <w:i w:val="false"/>
-                <w:b w:val="false"/>
-                <w:u w:val="none"/>
-                <w:strike w:val="false"/>
-                <w:sz w:val="22"/>
-                <w:szCs w:val="22"/>
-                <w:color w:val="000000"/>
-              </w:rPr>
-            </w:pPr>
-            <w:r>
-              <w:rPr>
-                <w:rFonts w:ascii="Arial" w:hAnsi="Arial" w:eastAsia="Arial" w:cs="Arial"/>
-                <w:i w:val="false"/>
-                <w:b w:val="false"/>
-                <w:u w:val="none"/>
-                <w:strike w:val="false"/>
-                <w:sz w:val="22"/>
-                <w:szCs w:val="22"/>
-                <w:color w:val="000000"/>
-              </w:rPr>
-              <w:t xml:space="preserve">***</w:t>
+              <w:t xml:space="preserve">0.2068</w:t>
+            </w:r>
+          </w:p>
+        </w:tc>
+        <w:tc>
+          <w:tcPr>
+            <w:tcBorders>
+              <w:bottom w:val="none" w:sz="0" w:space="0" w:color="000000"/>
+              <w:top w:val="none" w:sz="0" w:space="0" w:color="000000"/>
+              <w:left w:val="none" w:sz="0" w:space="0" w:color="000000"/>
+              <w:right w:val="none" w:sz="0" w:space="0" w:color="000000"/>
+            </w:tcBorders>
+            <w:shd w:val="clear" w:color="auto" w:fill="FFFFFF"/>
+            <w:tcMar>
+              <w:top w:w="0" w:type="dxa"/>
+              <w:bottom w:w="0" w:type="dxa"/>
+              <w:left w:w="0" w:type="dxa"/>
+              <w:right w:w="0" w:type="dxa"/>
+            </w:tcMar>
+            <w:vAlign w:val="center"/>
+          </w:tcPr>
+          <w:p>
+            <w:pPr>
+              <w:pStyle w:val="Normal"/>
+              <w:jc w:val="left"/>
+              <w:pBdr>
+                <w:bottom w:val="none" w:sz="0" w:space="0" w:color="000000"/>
+                <w:top w:val="none" w:sz="0" w:space="0" w:color="000000"/>
+                <w:left w:val="none" w:sz="0" w:space="0" w:color="000000"/>
+                <w:right w:val="none" w:sz="0" w:space="0" w:color="000000"/>
+              </w:pBdr>
+              <w:spacing w:after="100" w:before="100" w:line="240"/>
+              <w:ind w:left="100" w:right="100" w:firstLine="0" w:firstLineChars="0"/>
+              <w:rPr>
+                <w:rFonts w:ascii="Arial" w:hAnsi="Arial" w:eastAsia="Arial" w:cs="Arial"/>
+                <w:i w:val="false"/>
+                <w:b w:val="false"/>
+                <w:u w:val="none"/>
+                <w:strike w:val="false"/>
+                <w:sz w:val="22"/>
+                <w:szCs w:val="22"/>
+                <w:color w:val="000000"/>
+              </w:rPr>
+            </w:pPr>
+            <w:r>
+              <w:rPr>
+                <w:rFonts w:ascii="Arial" w:hAnsi="Arial" w:eastAsia="Arial" w:cs="Arial"/>
+                <w:i w:val="false"/>
+                <w:b w:val="false"/>
+                <w:u w:val="none"/>
+                <w:strike w:val="false"/>
+                <w:sz w:val="22"/>
+                <w:szCs w:val="22"/>
+                <w:color w:val="000000"/>
+              </w:rPr>
+              <w:t xml:space="preserve"/>
             </w:r>
           </w:p>
         </w:tc>
@@ -7885,7 +7885,7 @@
                 <w:szCs w:val="22"/>
                 <w:color w:val="000000"/>
               </w:rPr>
-              <w:t xml:space="preserve">-1.9762</w:t>
+              <w:t xml:space="preserve">-4.1382</w:t>
             </w:r>
           </w:p>
         </w:tc>
@@ -7940,62 +7940,62 @@
                 <w:szCs w:val="22"/>
                 <w:color w:val="000000"/>
               </w:rPr>
-              <w:t xml:space="preserve">0.2419</w:t>
-            </w:r>
-          </w:p>
-        </w:tc>
-        <w:tc>
-          <w:tcPr>
-            <w:tcBorders>
-              <w:bottom w:val="none" w:sz="0" w:space="0" w:color="000000"/>
-              <w:top w:val="none" w:sz="0" w:space="0" w:color="000000"/>
-              <w:left w:val="none" w:sz="0" w:space="0" w:color="000000"/>
-              <w:right w:val="none" w:sz="0" w:space="0" w:color="000000"/>
-            </w:tcBorders>
-            <w:shd w:val="clear" w:color="auto" w:fill="FFFFFF"/>
-            <w:tcMar>
-              <w:top w:w="0" w:type="dxa"/>
-              <w:bottom w:w="0" w:type="dxa"/>
-              <w:left w:w="0" w:type="dxa"/>
-              <w:right w:w="0" w:type="dxa"/>
-            </w:tcMar>
-            <w:vAlign w:val="center"/>
-          </w:tcPr>
-          <w:p>
-            <w:pPr>
-              <w:pStyle w:val="Normal"/>
-              <w:jc w:val="left"/>
-              <w:pBdr>
-                <w:bottom w:val="none" w:sz="0" w:space="0" w:color="000000"/>
-                <w:top w:val="none" w:sz="0" w:space="0" w:color="000000"/>
-                <w:left w:val="none" w:sz="0" w:space="0" w:color="000000"/>
-                <w:right w:val="none" w:sz="0" w:space="0" w:color="000000"/>
-              </w:pBdr>
-              <w:spacing w:after="100" w:before="100" w:line="240"/>
-              <w:ind w:left="100" w:right="100" w:firstLine="0" w:firstLineChars="0"/>
-              <w:rPr>
-                <w:rFonts w:ascii="Arial" w:hAnsi="Arial" w:eastAsia="Arial" w:cs="Arial"/>
-                <w:i w:val="false"/>
-                <w:b w:val="false"/>
-                <w:u w:val="none"/>
-                <w:strike w:val="false"/>
-                <w:sz w:val="22"/>
-                <w:szCs w:val="22"/>
-                <w:color w:val="000000"/>
-              </w:rPr>
-            </w:pPr>
-            <w:r>
-              <w:rPr>
-                <w:rFonts w:ascii="Arial" w:hAnsi="Arial" w:eastAsia="Arial" w:cs="Arial"/>
-                <w:i w:val="false"/>
-                <w:b w:val="false"/>
-                <w:u w:val="none"/>
-                <w:strike w:val="false"/>
-                <w:sz w:val="22"/>
-                <w:szCs w:val="22"/>
-                <w:color w:val="000000"/>
-              </w:rPr>
-              <w:t xml:space="preserve"/>
+              <w:t xml:space="preserve">0.0101</w:t>
+            </w:r>
+          </w:p>
+        </w:tc>
+        <w:tc>
+          <w:tcPr>
+            <w:tcBorders>
+              <w:bottom w:val="none" w:sz="0" w:space="0" w:color="000000"/>
+              <w:top w:val="none" w:sz="0" w:space="0" w:color="000000"/>
+              <w:left w:val="none" w:sz="0" w:space="0" w:color="000000"/>
+              <w:right w:val="none" w:sz="0" w:space="0" w:color="000000"/>
+            </w:tcBorders>
+            <w:shd w:val="clear" w:color="auto" w:fill="FFFFFF"/>
+            <w:tcMar>
+              <w:top w:w="0" w:type="dxa"/>
+              <w:bottom w:w="0" w:type="dxa"/>
+              <w:left w:w="0" w:type="dxa"/>
+              <w:right w:w="0" w:type="dxa"/>
+            </w:tcMar>
+            <w:vAlign w:val="center"/>
+          </w:tcPr>
+          <w:p>
+            <w:pPr>
+              <w:pStyle w:val="Normal"/>
+              <w:jc w:val="left"/>
+              <w:pBdr>
+                <w:bottom w:val="none" w:sz="0" w:space="0" w:color="000000"/>
+                <w:top w:val="none" w:sz="0" w:space="0" w:color="000000"/>
+                <w:left w:val="none" w:sz="0" w:space="0" w:color="000000"/>
+                <w:right w:val="none" w:sz="0" w:space="0" w:color="000000"/>
+              </w:pBdr>
+              <w:spacing w:after="100" w:before="100" w:line="240"/>
+              <w:ind w:left="100" w:right="100" w:firstLine="0" w:firstLineChars="0"/>
+              <w:rPr>
+                <w:rFonts w:ascii="Arial" w:hAnsi="Arial" w:eastAsia="Arial" w:cs="Arial"/>
+                <w:i w:val="false"/>
+                <w:b w:val="false"/>
+                <w:u w:val="none"/>
+                <w:strike w:val="false"/>
+                <w:sz w:val="22"/>
+                <w:szCs w:val="22"/>
+                <w:color w:val="000000"/>
+              </w:rPr>
+            </w:pPr>
+            <w:r>
+              <w:rPr>
+                <w:rFonts w:ascii="Arial" w:hAnsi="Arial" w:eastAsia="Arial" w:cs="Arial"/>
+                <w:i w:val="false"/>
+                <w:b w:val="false"/>
+                <w:u w:val="none"/>
+                <w:strike w:val="false"/>
+                <w:sz w:val="22"/>
+                <w:szCs w:val="22"/>
+                <w:color w:val="000000"/>
+              </w:rPr>
+              <w:t xml:space="preserve">**</w:t>
             </w:r>
           </w:p>
         </w:tc>
@@ -8330,7 +8330,7 @@
                 <w:szCs w:val="22"/>
                 <w:color w:val="000000"/>
               </w:rPr>
-              <w:t xml:space="preserve">-4.0733</w:t>
+              <w:t xml:space="preserve">-3.9141</w:t>
             </w:r>
           </w:p>
         </w:tc>
@@ -8775,7 +8775,7 @@
                 <w:szCs w:val="22"/>
                 <w:color w:val="000000"/>
               </w:rPr>
-              <w:t xml:space="preserve">0.0048</w:t>
+              <w:t xml:space="preserve">-3.7913</w:t>
             </w:r>
           </w:p>
         </w:tc>
@@ -8830,62 +8830,62 @@
                 <w:szCs w:val="22"/>
                 <w:color w:val="000000"/>
               </w:rPr>
-              <w:t xml:space="preserve">0.9982</w:t>
-            </w:r>
-          </w:p>
-        </w:tc>
-        <w:tc>
-          <w:tcPr>
-            <w:tcBorders>
-              <w:bottom w:val="none" w:sz="0" w:space="0" w:color="000000"/>
-              <w:top w:val="none" w:sz="0" w:space="0" w:color="000000"/>
-              <w:left w:val="none" w:sz="0" w:space="0" w:color="000000"/>
-              <w:right w:val="none" w:sz="0" w:space="0" w:color="000000"/>
-            </w:tcBorders>
-            <w:shd w:val="clear" w:color="auto" w:fill="FFFFFF"/>
-            <w:tcMar>
-              <w:top w:w="0" w:type="dxa"/>
-              <w:bottom w:w="0" w:type="dxa"/>
-              <w:left w:w="0" w:type="dxa"/>
-              <w:right w:w="0" w:type="dxa"/>
-            </w:tcMar>
-            <w:vAlign w:val="center"/>
-          </w:tcPr>
-          <w:p>
-            <w:pPr>
-              <w:pStyle w:val="Normal"/>
-              <w:jc w:val="left"/>
-              <w:pBdr>
-                <w:bottom w:val="none" w:sz="0" w:space="0" w:color="000000"/>
-                <w:top w:val="none" w:sz="0" w:space="0" w:color="000000"/>
-                <w:left w:val="none" w:sz="0" w:space="0" w:color="000000"/>
-                <w:right w:val="none" w:sz="0" w:space="0" w:color="000000"/>
-              </w:pBdr>
-              <w:spacing w:after="100" w:before="100" w:line="240"/>
-              <w:ind w:left="100" w:right="100" w:firstLine="0" w:firstLineChars="0"/>
-              <w:rPr>
-                <w:rFonts w:ascii="Arial" w:hAnsi="Arial" w:eastAsia="Arial" w:cs="Arial"/>
-                <w:i w:val="false"/>
-                <w:b w:val="false"/>
-                <w:u w:val="none"/>
-                <w:strike w:val="false"/>
-                <w:sz w:val="22"/>
-                <w:szCs w:val="22"/>
-                <w:color w:val="000000"/>
-              </w:rPr>
-            </w:pPr>
-            <w:r>
-              <w:rPr>
-                <w:rFonts w:ascii="Arial" w:hAnsi="Arial" w:eastAsia="Arial" w:cs="Arial"/>
-                <w:i w:val="false"/>
-                <w:b w:val="false"/>
-                <w:u w:val="none"/>
-                <w:strike w:val="false"/>
-                <w:sz w:val="22"/>
-                <w:szCs w:val="22"/>
-                <w:color w:val="000000"/>
-              </w:rPr>
-              <w:t xml:space="preserve"/>
+              <w:t xml:space="preserve">0.0386</w:t>
+            </w:r>
+          </w:p>
+        </w:tc>
+        <w:tc>
+          <w:tcPr>
+            <w:tcBorders>
+              <w:bottom w:val="none" w:sz="0" w:space="0" w:color="000000"/>
+              <w:top w:val="none" w:sz="0" w:space="0" w:color="000000"/>
+              <w:left w:val="none" w:sz="0" w:space="0" w:color="000000"/>
+              <w:right w:val="none" w:sz="0" w:space="0" w:color="000000"/>
+            </w:tcBorders>
+            <w:shd w:val="clear" w:color="auto" w:fill="FFFFFF"/>
+            <w:tcMar>
+              <w:top w:w="0" w:type="dxa"/>
+              <w:bottom w:w="0" w:type="dxa"/>
+              <w:left w:w="0" w:type="dxa"/>
+              <w:right w:w="0" w:type="dxa"/>
+            </w:tcMar>
+            <w:vAlign w:val="center"/>
+          </w:tcPr>
+          <w:p>
+            <w:pPr>
+              <w:pStyle w:val="Normal"/>
+              <w:jc w:val="left"/>
+              <w:pBdr>
+                <w:bottom w:val="none" w:sz="0" w:space="0" w:color="000000"/>
+                <w:top w:val="none" w:sz="0" w:space="0" w:color="000000"/>
+                <w:left w:val="none" w:sz="0" w:space="0" w:color="000000"/>
+                <w:right w:val="none" w:sz="0" w:space="0" w:color="000000"/>
+              </w:pBdr>
+              <w:spacing w:after="100" w:before="100" w:line="240"/>
+              <w:ind w:left="100" w:right="100" w:firstLine="0" w:firstLineChars="0"/>
+              <w:rPr>
+                <w:rFonts w:ascii="Arial" w:hAnsi="Arial" w:eastAsia="Arial" w:cs="Arial"/>
+                <w:i w:val="false"/>
+                <w:b w:val="false"/>
+                <w:u w:val="none"/>
+                <w:strike w:val="false"/>
+                <w:sz w:val="22"/>
+                <w:szCs w:val="22"/>
+                <w:color w:val="000000"/>
+              </w:rPr>
+            </w:pPr>
+            <w:r>
+              <w:rPr>
+                <w:rFonts w:ascii="Arial" w:hAnsi="Arial" w:eastAsia="Arial" w:cs="Arial"/>
+                <w:i w:val="false"/>
+                <w:b w:val="false"/>
+                <w:u w:val="none"/>
+                <w:strike w:val="false"/>
+                <w:sz w:val="22"/>
+                <w:szCs w:val="22"/>
+                <w:color w:val="000000"/>
+              </w:rPr>
+              <w:t xml:space="preserve">**</w:t>
             </w:r>
           </w:p>
         </w:tc>
@@ -9220,7 +9220,7 @@
                 <w:szCs w:val="22"/>
                 <w:color w:val="000000"/>
               </w:rPr>
-              <w:t xml:space="preserve">-5.1105</w:t>
+              <w:t xml:space="preserve">-4.7933</w:t>
             </w:r>
           </w:p>
         </w:tc>
@@ -9275,7 +9275,7 @@
                 <w:szCs w:val="22"/>
                 <w:color w:val="000000"/>
               </w:rPr>
-              <w:t xml:space="preserve">0.0087</w:t>
+              <w:t xml:space="preserve">0.0042</w:t>
             </w:r>
           </w:p>
         </w:tc>
@@ -9665,7 +9665,7 @@
                 <w:szCs w:val="22"/>
                 <w:color w:val="000000"/>
               </w:rPr>
-              <w:t xml:space="preserve">0.2525</w:t>
+              <w:t xml:space="preserve">-4.7628</w:t>
             </w:r>
           </w:p>
         </w:tc>
@@ -9720,62 +9720,62 @@
                 <w:szCs w:val="22"/>
                 <w:color w:val="000000"/>
               </w:rPr>
-              <w:t xml:space="preserve">0.9138</w:t>
-            </w:r>
-          </w:p>
-        </w:tc>
-        <w:tc>
-          <w:tcPr>
-            <w:tcBorders>
-              <w:bottom w:val="none" w:sz="0" w:space="0" w:color="000000"/>
-              <w:top w:val="none" w:sz="0" w:space="0" w:color="000000"/>
-              <w:left w:val="none" w:sz="0" w:space="0" w:color="000000"/>
-              <w:right w:val="none" w:sz="0" w:space="0" w:color="000000"/>
-            </w:tcBorders>
-            <w:shd w:val="clear" w:color="auto" w:fill="FFFFFF"/>
-            <w:tcMar>
-              <w:top w:w="0" w:type="dxa"/>
-              <w:bottom w:w="0" w:type="dxa"/>
-              <w:left w:w="0" w:type="dxa"/>
-              <w:right w:w="0" w:type="dxa"/>
-            </w:tcMar>
-            <w:vAlign w:val="center"/>
-          </w:tcPr>
-          <w:p>
-            <w:pPr>
-              <w:pStyle w:val="Normal"/>
-              <w:jc w:val="left"/>
-              <w:pBdr>
-                <w:bottom w:val="none" w:sz="0" w:space="0" w:color="000000"/>
-                <w:top w:val="none" w:sz="0" w:space="0" w:color="000000"/>
-                <w:left w:val="none" w:sz="0" w:space="0" w:color="000000"/>
-                <w:right w:val="none" w:sz="0" w:space="0" w:color="000000"/>
-              </w:pBdr>
-              <w:spacing w:after="100" w:before="100" w:line="240"/>
-              <w:ind w:left="100" w:right="100" w:firstLine="0" w:firstLineChars="0"/>
-              <w:rPr>
-                <w:rFonts w:ascii="Arial" w:hAnsi="Arial" w:eastAsia="Arial" w:cs="Arial"/>
-                <w:i w:val="false"/>
-                <w:b w:val="false"/>
-                <w:u w:val="none"/>
-                <w:strike w:val="false"/>
-                <w:sz w:val="22"/>
-                <w:szCs w:val="22"/>
-                <w:color w:val="000000"/>
-              </w:rPr>
-            </w:pPr>
-            <w:r>
-              <w:rPr>
-                <w:rFonts w:ascii="Arial" w:hAnsi="Arial" w:eastAsia="Arial" w:cs="Arial"/>
-                <w:i w:val="false"/>
-                <w:b w:val="false"/>
-                <w:u w:val="none"/>
-                <w:strike w:val="false"/>
-                <w:sz w:val="22"/>
-                <w:szCs w:val="22"/>
-                <w:color w:val="000000"/>
-              </w:rPr>
-              <w:t xml:space="preserve"/>
+              <w:t xml:space="preserve">0.0066</w:t>
+            </w:r>
+          </w:p>
+        </w:tc>
+        <w:tc>
+          <w:tcPr>
+            <w:tcBorders>
+              <w:bottom w:val="none" w:sz="0" w:space="0" w:color="000000"/>
+              <w:top w:val="none" w:sz="0" w:space="0" w:color="000000"/>
+              <w:left w:val="none" w:sz="0" w:space="0" w:color="000000"/>
+              <w:right w:val="none" w:sz="0" w:space="0" w:color="000000"/>
+            </w:tcBorders>
+            <w:shd w:val="clear" w:color="auto" w:fill="FFFFFF"/>
+            <w:tcMar>
+              <w:top w:w="0" w:type="dxa"/>
+              <w:bottom w:w="0" w:type="dxa"/>
+              <w:left w:w="0" w:type="dxa"/>
+              <w:right w:w="0" w:type="dxa"/>
+            </w:tcMar>
+            <w:vAlign w:val="center"/>
+          </w:tcPr>
+          <w:p>
+            <w:pPr>
+              <w:pStyle w:val="Normal"/>
+              <w:jc w:val="left"/>
+              <w:pBdr>
+                <w:bottom w:val="none" w:sz="0" w:space="0" w:color="000000"/>
+                <w:top w:val="none" w:sz="0" w:space="0" w:color="000000"/>
+                <w:left w:val="none" w:sz="0" w:space="0" w:color="000000"/>
+                <w:right w:val="none" w:sz="0" w:space="0" w:color="000000"/>
+              </w:pBdr>
+              <w:spacing w:after="100" w:before="100" w:line="240"/>
+              <w:ind w:left="100" w:right="100" w:firstLine="0" w:firstLineChars="0"/>
+              <w:rPr>
+                <w:rFonts w:ascii="Arial" w:hAnsi="Arial" w:eastAsia="Arial" w:cs="Arial"/>
+                <w:i w:val="false"/>
+                <w:b w:val="false"/>
+                <w:u w:val="none"/>
+                <w:strike w:val="false"/>
+                <w:sz w:val="22"/>
+                <w:szCs w:val="22"/>
+                <w:color w:val="000000"/>
+              </w:rPr>
+            </w:pPr>
+            <w:r>
+              <w:rPr>
+                <w:rFonts w:ascii="Arial" w:hAnsi="Arial" w:eastAsia="Arial" w:cs="Arial"/>
+                <w:i w:val="false"/>
+                <w:b w:val="false"/>
+                <w:u w:val="none"/>
+                <w:strike w:val="false"/>
+                <w:sz w:val="22"/>
+                <w:szCs w:val="22"/>
+                <w:color w:val="000000"/>
+              </w:rPr>
+              <w:t xml:space="preserve">***</w:t>
             </w:r>
           </w:p>
         </w:tc>
@@ -10110,7 +10110,7 @@
                 <w:szCs w:val="22"/>
                 <w:color w:val="000000"/>
               </w:rPr>
-              <w:t xml:space="preserve">-0.7307</w:t>
+              <w:t xml:space="preserve">-0.3340</w:t>
             </w:r>
           </w:p>
         </w:tc>
@@ -10165,7 +10165,7 @@
                 <w:szCs w:val="22"/>
                 <w:color w:val="000000"/>
               </w:rPr>
-              <w:t xml:space="preserve">0.7381</w:t>
+              <w:t xml:space="preserve">0.8559</w:t>
             </w:r>
           </w:p>
         </w:tc>
@@ -10555,7 +10555,7 @@
                 <w:szCs w:val="22"/>
                 <w:color w:val="000000"/>
               </w:rPr>
-              <w:t xml:space="preserve">2.4012</w:t>
+              <w:t xml:space="preserve">-3.5153</w:t>
             </w:r>
           </w:p>
         </w:tc>
@@ -10610,62 +10610,62 @@
                 <w:szCs w:val="22"/>
                 <w:color w:val="000000"/>
               </w:rPr>
-              <w:t xml:space="preserve">0.3765</w:t>
-            </w:r>
-          </w:p>
-        </w:tc>
-        <w:tc>
-          <w:tcPr>
-            <w:tcBorders>
-              <w:bottom w:val="none" w:sz="0" w:space="0" w:color="000000"/>
-              <w:top w:val="none" w:sz="0" w:space="0" w:color="000000"/>
-              <w:left w:val="none" w:sz="0" w:space="0" w:color="000000"/>
-              <w:right w:val="none" w:sz="0" w:space="0" w:color="000000"/>
-            </w:tcBorders>
-            <w:shd w:val="clear" w:color="auto" w:fill="FFFFFF"/>
-            <w:tcMar>
-              <w:top w:w="0" w:type="dxa"/>
-              <w:bottom w:w="0" w:type="dxa"/>
-              <w:left w:w="0" w:type="dxa"/>
-              <w:right w:w="0" w:type="dxa"/>
-            </w:tcMar>
-            <w:vAlign w:val="center"/>
-          </w:tcPr>
-          <w:p>
-            <w:pPr>
-              <w:pStyle w:val="Normal"/>
-              <w:jc w:val="left"/>
-              <w:pBdr>
-                <w:bottom w:val="none" w:sz="0" w:space="0" w:color="000000"/>
-                <w:top w:val="none" w:sz="0" w:space="0" w:color="000000"/>
-                <w:left w:val="none" w:sz="0" w:space="0" w:color="000000"/>
-                <w:right w:val="none" w:sz="0" w:space="0" w:color="000000"/>
-              </w:pBdr>
-              <w:spacing w:after="100" w:before="100" w:line="240"/>
-              <w:ind w:left="100" w:right="100" w:firstLine="0" w:firstLineChars="0"/>
-              <w:rPr>
-                <w:rFonts w:ascii="Arial" w:hAnsi="Arial" w:eastAsia="Arial" w:cs="Arial"/>
-                <w:i w:val="false"/>
-                <w:b w:val="false"/>
-                <w:u w:val="none"/>
-                <w:strike w:val="false"/>
-                <w:sz w:val="22"/>
-                <w:szCs w:val="22"/>
-                <w:color w:val="000000"/>
-              </w:rPr>
-            </w:pPr>
-            <w:r>
-              <w:rPr>
-                <w:rFonts w:ascii="Arial" w:hAnsi="Arial" w:eastAsia="Arial" w:cs="Arial"/>
-                <w:i w:val="false"/>
-                <w:b w:val="false"/>
-                <w:u w:val="none"/>
-                <w:strike w:val="false"/>
-                <w:sz w:val="22"/>
-                <w:szCs w:val="22"/>
-                <w:color w:val="000000"/>
-              </w:rPr>
-              <w:t xml:space="preserve"/>
+              <w:t xml:space="preserve">0.0959</w:t>
+            </w:r>
+          </w:p>
+        </w:tc>
+        <w:tc>
+          <w:tcPr>
+            <w:tcBorders>
+              <w:bottom w:val="none" w:sz="0" w:space="0" w:color="000000"/>
+              <w:top w:val="none" w:sz="0" w:space="0" w:color="000000"/>
+              <w:left w:val="none" w:sz="0" w:space="0" w:color="000000"/>
+              <w:right w:val="none" w:sz="0" w:space="0" w:color="000000"/>
+            </w:tcBorders>
+            <w:shd w:val="clear" w:color="auto" w:fill="FFFFFF"/>
+            <w:tcMar>
+              <w:top w:w="0" w:type="dxa"/>
+              <w:bottom w:w="0" w:type="dxa"/>
+              <w:left w:w="0" w:type="dxa"/>
+              <w:right w:w="0" w:type="dxa"/>
+            </w:tcMar>
+            <w:vAlign w:val="center"/>
+          </w:tcPr>
+          <w:p>
+            <w:pPr>
+              <w:pStyle w:val="Normal"/>
+              <w:jc w:val="left"/>
+              <w:pBdr>
+                <w:bottom w:val="none" w:sz="0" w:space="0" w:color="000000"/>
+                <w:top w:val="none" w:sz="0" w:space="0" w:color="000000"/>
+                <w:left w:val="none" w:sz="0" w:space="0" w:color="000000"/>
+                <w:right w:val="none" w:sz="0" w:space="0" w:color="000000"/>
+              </w:pBdr>
+              <w:spacing w:after="100" w:before="100" w:line="240"/>
+              <w:ind w:left="100" w:right="100" w:firstLine="0" w:firstLineChars="0"/>
+              <w:rPr>
+                <w:rFonts w:ascii="Arial" w:hAnsi="Arial" w:eastAsia="Arial" w:cs="Arial"/>
+                <w:i w:val="false"/>
+                <w:b w:val="false"/>
+                <w:u w:val="none"/>
+                <w:strike w:val="false"/>
+                <w:sz w:val="22"/>
+                <w:szCs w:val="22"/>
+                <w:color w:val="000000"/>
+              </w:rPr>
+            </w:pPr>
+            <w:r>
+              <w:rPr>
+                <w:rFonts w:ascii="Arial" w:hAnsi="Arial" w:eastAsia="Arial" w:cs="Arial"/>
+                <w:i w:val="false"/>
+                <w:b w:val="false"/>
+                <w:u w:val="none"/>
+                <w:strike w:val="false"/>
+                <w:sz w:val="22"/>
+                <w:szCs w:val="22"/>
+                <w:color w:val="000000"/>
+              </w:rPr>
+              <w:t xml:space="preserve">*</w:t>
             </w:r>
           </w:p>
         </w:tc>
@@ -11000,7 +11000,7 @@
                 <w:szCs w:val="22"/>
                 <w:color w:val="000000"/>
               </w:rPr>
-              <w:t xml:space="preserve">-3.9498</w:t>
+              <w:t xml:space="preserve">-3.4614</w:t>
             </w:r>
           </w:p>
         </w:tc>
@@ -11055,62 +11055,62 @@
                 <w:szCs w:val="22"/>
                 <w:color w:val="000000"/>
               </w:rPr>
-              <w:t xml:space="preserve">0.1138</w:t>
-            </w:r>
-          </w:p>
-        </w:tc>
-        <w:tc>
-          <w:tcPr>
-            <w:tcBorders>
-              <w:bottom w:val="none" w:sz="0" w:space="0" w:color="000000"/>
-              <w:top w:val="none" w:sz="0" w:space="0" w:color="000000"/>
-              <w:left w:val="none" w:sz="0" w:space="0" w:color="000000"/>
-              <w:right w:val="none" w:sz="0" w:space="0" w:color="000000"/>
-            </w:tcBorders>
-            <w:shd w:val="clear" w:color="auto" w:fill="FFFFFF"/>
-            <w:tcMar>
-              <w:top w:w="0" w:type="dxa"/>
-              <w:bottom w:w="0" w:type="dxa"/>
-              <w:left w:w="0" w:type="dxa"/>
-              <w:right w:w="0" w:type="dxa"/>
-            </w:tcMar>
-            <w:vAlign w:val="center"/>
-          </w:tcPr>
-          <w:p>
-            <w:pPr>
-              <w:pStyle w:val="Normal"/>
-              <w:jc w:val="left"/>
-              <w:pBdr>
-                <w:bottom w:val="none" w:sz="0" w:space="0" w:color="000000"/>
-                <w:top w:val="none" w:sz="0" w:space="0" w:color="000000"/>
-                <w:left w:val="none" w:sz="0" w:space="0" w:color="000000"/>
-                <w:right w:val="none" w:sz="0" w:space="0" w:color="000000"/>
-              </w:pBdr>
-              <w:spacing w:after="100" w:before="100" w:line="240"/>
-              <w:ind w:left="100" w:right="100" w:firstLine="0" w:firstLineChars="0"/>
-              <w:rPr>
-                <w:rFonts w:ascii="Arial" w:hAnsi="Arial" w:eastAsia="Arial" w:cs="Arial"/>
-                <w:i w:val="false"/>
-                <w:b w:val="false"/>
-                <w:u w:val="none"/>
-                <w:strike w:val="false"/>
-                <w:sz w:val="22"/>
-                <w:szCs w:val="22"/>
-                <w:color w:val="000000"/>
-              </w:rPr>
-            </w:pPr>
-            <w:r>
-              <w:rPr>
-                <w:rFonts w:ascii="Arial" w:hAnsi="Arial" w:eastAsia="Arial" w:cs="Arial"/>
-                <w:i w:val="false"/>
-                <w:b w:val="false"/>
-                <w:u w:val="none"/>
-                <w:strike w:val="false"/>
-                <w:sz w:val="22"/>
-                <w:szCs w:val="22"/>
-                <w:color w:val="000000"/>
-              </w:rPr>
-              <w:t xml:space="preserve"/>
+              <w:t xml:space="preserve">0.0833</w:t>
+            </w:r>
+          </w:p>
+        </w:tc>
+        <w:tc>
+          <w:tcPr>
+            <w:tcBorders>
+              <w:bottom w:val="none" w:sz="0" w:space="0" w:color="000000"/>
+              <w:top w:val="none" w:sz="0" w:space="0" w:color="000000"/>
+              <w:left w:val="none" w:sz="0" w:space="0" w:color="000000"/>
+              <w:right w:val="none" w:sz="0" w:space="0" w:color="000000"/>
+            </w:tcBorders>
+            <w:shd w:val="clear" w:color="auto" w:fill="FFFFFF"/>
+            <w:tcMar>
+              <w:top w:w="0" w:type="dxa"/>
+              <w:bottom w:w="0" w:type="dxa"/>
+              <w:left w:w="0" w:type="dxa"/>
+              <w:right w:w="0" w:type="dxa"/>
+            </w:tcMar>
+            <w:vAlign w:val="center"/>
+          </w:tcPr>
+          <w:p>
+            <w:pPr>
+              <w:pStyle w:val="Normal"/>
+              <w:jc w:val="left"/>
+              <w:pBdr>
+                <w:bottom w:val="none" w:sz="0" w:space="0" w:color="000000"/>
+                <w:top w:val="none" w:sz="0" w:space="0" w:color="000000"/>
+                <w:left w:val="none" w:sz="0" w:space="0" w:color="000000"/>
+                <w:right w:val="none" w:sz="0" w:space="0" w:color="000000"/>
+              </w:pBdr>
+              <w:spacing w:after="100" w:before="100" w:line="240"/>
+              <w:ind w:left="100" w:right="100" w:firstLine="0" w:firstLineChars="0"/>
+              <w:rPr>
+                <w:rFonts w:ascii="Arial" w:hAnsi="Arial" w:eastAsia="Arial" w:cs="Arial"/>
+                <w:i w:val="false"/>
+                <w:b w:val="false"/>
+                <w:u w:val="none"/>
+                <w:strike w:val="false"/>
+                <w:sz w:val="22"/>
+                <w:szCs w:val="22"/>
+                <w:color w:val="000000"/>
+              </w:rPr>
+            </w:pPr>
+            <w:r>
+              <w:rPr>
+                <w:rFonts w:ascii="Arial" w:hAnsi="Arial" w:eastAsia="Arial" w:cs="Arial"/>
+                <w:i w:val="false"/>
+                <w:b w:val="false"/>
+                <w:u w:val="none"/>
+                <w:strike w:val="false"/>
+                <w:sz w:val="22"/>
+                <w:szCs w:val="22"/>
+                <w:color w:val="000000"/>
+              </w:rPr>
+              <w:t xml:space="preserve">*</w:t>
             </w:r>
           </w:p>
         </w:tc>
@@ -11445,7 +11445,7 @@
                 <w:szCs w:val="22"/>
                 <w:color w:val="000000"/>
               </w:rPr>
-              <w:t xml:space="preserve">2.4277</w:t>
+              <w:t xml:space="preserve">2.0747</w:t>
             </w:r>
           </w:p>
         </w:tc>
@@ -11500,7 +11500,7 @@
                 <w:szCs w:val="22"/>
                 <w:color w:val="000000"/>
               </w:rPr>
-              <w:t xml:space="preserve">0.0233</w:t>
+              <w:t xml:space="preserve">0.0472</w:t>
             </w:r>
           </w:p>
         </w:tc>
@@ -11890,7 +11890,7 @@
                 <w:szCs w:val="22"/>
                 <w:color w:val="000000"/>
               </w:rPr>
-              <w:t xml:space="preserve">2.5167</w:t>
+              <w:t xml:space="preserve">1.9278</w:t>
             </w:r>
           </w:p>
         </w:tc>
@@ -11945,62 +11945,62 @@
                 <w:szCs w:val="22"/>
                 <w:color w:val="000000"/>
               </w:rPr>
-              <w:t xml:space="preserve">0.0531</w:t>
-            </w:r>
-          </w:p>
-        </w:tc>
-        <w:tc>
-          <w:tcPr>
-            <w:tcBorders>
-              <w:bottom w:val="none" w:sz="0" w:space="0" w:color="000000"/>
-              <w:top w:val="none" w:sz="0" w:space="0" w:color="000000"/>
-              <w:left w:val="none" w:sz="0" w:space="0" w:color="000000"/>
-              <w:right w:val="none" w:sz="0" w:space="0" w:color="000000"/>
-            </w:tcBorders>
-            <w:shd w:val="clear" w:color="auto" w:fill="FFFFFF"/>
-            <w:tcMar>
-              <w:top w:w="0" w:type="dxa"/>
-              <w:bottom w:w="0" w:type="dxa"/>
-              <w:left w:w="0" w:type="dxa"/>
-              <w:right w:w="0" w:type="dxa"/>
-            </w:tcMar>
-            <w:vAlign w:val="center"/>
-          </w:tcPr>
-          <w:p>
-            <w:pPr>
-              <w:pStyle w:val="Normal"/>
-              <w:jc w:val="left"/>
-              <w:pBdr>
-                <w:bottom w:val="none" w:sz="0" w:space="0" w:color="000000"/>
-                <w:top w:val="none" w:sz="0" w:space="0" w:color="000000"/>
-                <w:left w:val="none" w:sz="0" w:space="0" w:color="000000"/>
-                <w:right w:val="none" w:sz="0" w:space="0" w:color="000000"/>
-              </w:pBdr>
-              <w:spacing w:after="100" w:before="100" w:line="240"/>
-              <w:ind w:left="100" w:right="100" w:firstLine="0" w:firstLineChars="0"/>
-              <w:rPr>
-                <w:rFonts w:ascii="Arial" w:hAnsi="Arial" w:eastAsia="Arial" w:cs="Arial"/>
-                <w:i w:val="false"/>
-                <w:b w:val="false"/>
-                <w:u w:val="none"/>
-                <w:strike w:val="false"/>
-                <w:sz w:val="22"/>
-                <w:szCs w:val="22"/>
-                <w:color w:val="000000"/>
-              </w:rPr>
-            </w:pPr>
-            <w:r>
-              <w:rPr>
-                <w:rFonts w:ascii="Arial" w:hAnsi="Arial" w:eastAsia="Arial" w:cs="Arial"/>
-                <w:i w:val="false"/>
-                <w:b w:val="false"/>
-                <w:u w:val="none"/>
-                <w:strike w:val="false"/>
-                <w:sz w:val="22"/>
-                <w:szCs w:val="22"/>
-                <w:color w:val="000000"/>
-              </w:rPr>
-              <w:t xml:space="preserve">*</w:t>
+              <w:t xml:space="preserve">0.1322</w:t>
+            </w:r>
+          </w:p>
+        </w:tc>
+        <w:tc>
+          <w:tcPr>
+            <w:tcBorders>
+              <w:bottom w:val="none" w:sz="0" w:space="0" w:color="000000"/>
+              <w:top w:val="none" w:sz="0" w:space="0" w:color="000000"/>
+              <w:left w:val="none" w:sz="0" w:space="0" w:color="000000"/>
+              <w:right w:val="none" w:sz="0" w:space="0" w:color="000000"/>
+            </w:tcBorders>
+            <w:shd w:val="clear" w:color="auto" w:fill="FFFFFF"/>
+            <w:tcMar>
+              <w:top w:w="0" w:type="dxa"/>
+              <w:bottom w:w="0" w:type="dxa"/>
+              <w:left w:w="0" w:type="dxa"/>
+              <w:right w:w="0" w:type="dxa"/>
+            </w:tcMar>
+            <w:vAlign w:val="center"/>
+          </w:tcPr>
+          <w:p>
+            <w:pPr>
+              <w:pStyle w:val="Normal"/>
+              <w:jc w:val="left"/>
+              <w:pBdr>
+                <w:bottom w:val="none" w:sz="0" w:space="0" w:color="000000"/>
+                <w:top w:val="none" w:sz="0" w:space="0" w:color="000000"/>
+                <w:left w:val="none" w:sz="0" w:space="0" w:color="000000"/>
+                <w:right w:val="none" w:sz="0" w:space="0" w:color="000000"/>
+              </w:pBdr>
+              <w:spacing w:after="100" w:before="100" w:line="240"/>
+              <w:ind w:left="100" w:right="100" w:firstLine="0" w:firstLineChars="0"/>
+              <w:rPr>
+                <w:rFonts w:ascii="Arial" w:hAnsi="Arial" w:eastAsia="Arial" w:cs="Arial"/>
+                <w:i w:val="false"/>
+                <w:b w:val="false"/>
+                <w:u w:val="none"/>
+                <w:strike w:val="false"/>
+                <w:sz w:val="22"/>
+                <w:szCs w:val="22"/>
+                <w:color w:val="000000"/>
+              </w:rPr>
+            </w:pPr>
+            <w:r>
+              <w:rPr>
+                <w:rFonts w:ascii="Arial" w:hAnsi="Arial" w:eastAsia="Arial" w:cs="Arial"/>
+                <w:i w:val="false"/>
+                <w:b w:val="false"/>
+                <w:u w:val="none"/>
+                <w:strike w:val="false"/>
+                <w:sz w:val="22"/>
+                <w:szCs w:val="22"/>
+                <w:color w:val="000000"/>
+              </w:rPr>
+              <w:t xml:space="preserve"/>
             </w:r>
           </w:p>
         </w:tc>
@@ -12335,7 +12335,7 @@
                 <w:szCs w:val="22"/>
                 <w:color w:val="000000"/>
               </w:rPr>
-              <w:t xml:space="preserve">4.1024</w:t>
+              <w:t xml:space="preserve">3.5182</w:t>
             </w:r>
           </w:p>
         </w:tc>
@@ -12390,7 +12390,7 @@
                 <w:szCs w:val="22"/>
                 <w:color w:val="000000"/>
               </w:rPr>
-              <w:t xml:space="preserve">0.0000</w:t>
+              <w:t xml:space="preserve">0.0003</w:t>
             </w:r>
           </w:p>
         </w:tc>
@@ -12780,7 +12780,7 @@
                 <w:szCs w:val="22"/>
                 <w:color w:val="000000"/>
               </w:rPr>
-              <w:t xml:space="preserve">6.1075</w:t>
+              <w:t xml:space="preserve">4.9578</w:t>
             </w:r>
           </w:p>
         </w:tc>
@@ -12835,7 +12835,7 @@
                 <w:szCs w:val="22"/>
                 <w:color w:val="000000"/>
               </w:rPr>
-              <w:t xml:space="preserve">0.0000</w:t>
+              <w:t xml:space="preserve">0.0002</w:t>
             </w:r>
           </w:p>
         </w:tc>
@@ -13225,7 +13225,7 @@
                 <w:szCs w:val="22"/>
                 <w:color w:val="000000"/>
               </w:rPr>
-              <w:t xml:space="preserve">6.0933</w:t>
+              <w:t xml:space="preserve">5.2962</w:t>
             </w:r>
           </w:p>
         </w:tc>
@@ -13670,7 +13670,7 @@
                 <w:szCs w:val="22"/>
                 <w:color w:val="000000"/>
               </w:rPr>
-              <w:t xml:space="preserve">4.6231</w:t>
+              <w:t xml:space="preserve">3.0973</w:t>
             </w:r>
           </w:p>
         </w:tc>
@@ -13725,62 +13725,62 @@
                 <w:szCs w:val="22"/>
                 <w:color w:val="000000"/>
               </w:rPr>
-              <w:t xml:space="preserve">0.0017</w:t>
-            </w:r>
-          </w:p>
-        </w:tc>
-        <w:tc>
-          <w:tcPr>
-            <w:tcBorders>
-              <w:bottom w:val="none" w:sz="0" w:space="0" w:color="000000"/>
-              <w:top w:val="none" w:sz="0" w:space="0" w:color="000000"/>
-              <w:left w:val="none" w:sz="0" w:space="0" w:color="000000"/>
-              <w:right w:val="none" w:sz="0" w:space="0" w:color="000000"/>
-            </w:tcBorders>
-            <w:shd w:val="clear" w:color="auto" w:fill="FFFFFF"/>
-            <w:tcMar>
-              <w:top w:w="0" w:type="dxa"/>
-              <w:bottom w:w="0" w:type="dxa"/>
-              <w:left w:w="0" w:type="dxa"/>
-              <w:right w:w="0" w:type="dxa"/>
-            </w:tcMar>
-            <w:vAlign w:val="center"/>
-          </w:tcPr>
-          <w:p>
-            <w:pPr>
-              <w:pStyle w:val="Normal"/>
-              <w:jc w:val="left"/>
-              <w:pBdr>
-                <w:bottom w:val="none" w:sz="0" w:space="0" w:color="000000"/>
-                <w:top w:val="none" w:sz="0" w:space="0" w:color="000000"/>
-                <w:left w:val="none" w:sz="0" w:space="0" w:color="000000"/>
-                <w:right w:val="none" w:sz="0" w:space="0" w:color="000000"/>
-              </w:pBdr>
-              <w:spacing w:after="100" w:before="100" w:line="240"/>
-              <w:ind w:left="100" w:right="100" w:firstLine="0" w:firstLineChars="0"/>
-              <w:rPr>
-                <w:rFonts w:ascii="Arial" w:hAnsi="Arial" w:eastAsia="Arial" w:cs="Arial"/>
-                <w:i w:val="false"/>
-                <w:b w:val="false"/>
-                <w:u w:val="none"/>
-                <w:strike w:val="false"/>
-                <w:sz w:val="22"/>
-                <w:szCs w:val="22"/>
-                <w:color w:val="000000"/>
-              </w:rPr>
-            </w:pPr>
-            <w:r>
-              <w:rPr>
-                <w:rFonts w:ascii="Arial" w:hAnsi="Arial" w:eastAsia="Arial" w:cs="Arial"/>
-                <w:i w:val="false"/>
-                <w:b w:val="false"/>
-                <w:u w:val="none"/>
-                <w:strike w:val="false"/>
-                <w:sz w:val="22"/>
-                <w:szCs w:val="22"/>
-                <w:color w:val="000000"/>
-              </w:rPr>
-              <w:t xml:space="preserve">***</w:t>
+              <w:t xml:space="preserve">0.0137</w:t>
+            </w:r>
+          </w:p>
+        </w:tc>
+        <w:tc>
+          <w:tcPr>
+            <w:tcBorders>
+              <w:bottom w:val="none" w:sz="0" w:space="0" w:color="000000"/>
+              <w:top w:val="none" w:sz="0" w:space="0" w:color="000000"/>
+              <w:left w:val="none" w:sz="0" w:space="0" w:color="000000"/>
+              <w:right w:val="none" w:sz="0" w:space="0" w:color="000000"/>
+            </w:tcBorders>
+            <w:shd w:val="clear" w:color="auto" w:fill="FFFFFF"/>
+            <w:tcMar>
+              <w:top w:w="0" w:type="dxa"/>
+              <w:bottom w:w="0" w:type="dxa"/>
+              <w:left w:w="0" w:type="dxa"/>
+              <w:right w:w="0" w:type="dxa"/>
+            </w:tcMar>
+            <w:vAlign w:val="center"/>
+          </w:tcPr>
+          <w:p>
+            <w:pPr>
+              <w:pStyle w:val="Normal"/>
+              <w:jc w:val="left"/>
+              <w:pBdr>
+                <w:bottom w:val="none" w:sz="0" w:space="0" w:color="000000"/>
+                <w:top w:val="none" w:sz="0" w:space="0" w:color="000000"/>
+                <w:left w:val="none" w:sz="0" w:space="0" w:color="000000"/>
+                <w:right w:val="none" w:sz="0" w:space="0" w:color="000000"/>
+              </w:pBdr>
+              <w:spacing w:after="100" w:before="100" w:line="240"/>
+              <w:ind w:left="100" w:right="100" w:firstLine="0" w:firstLineChars="0"/>
+              <w:rPr>
+                <w:rFonts w:ascii="Arial" w:hAnsi="Arial" w:eastAsia="Arial" w:cs="Arial"/>
+                <w:i w:val="false"/>
+                <w:b w:val="false"/>
+                <w:u w:val="none"/>
+                <w:strike w:val="false"/>
+                <w:sz w:val="22"/>
+                <w:szCs w:val="22"/>
+                <w:color w:val="000000"/>
+              </w:rPr>
+            </w:pPr>
+            <w:r>
+              <w:rPr>
+                <w:rFonts w:ascii="Arial" w:hAnsi="Arial" w:eastAsia="Arial" w:cs="Arial"/>
+                <w:i w:val="false"/>
+                <w:b w:val="false"/>
+                <w:u w:val="none"/>
+                <w:strike w:val="false"/>
+                <w:sz w:val="22"/>
+                <w:szCs w:val="22"/>
+                <w:color w:val="000000"/>
+              </w:rPr>
+              <w:t xml:space="preserve">**</w:t>
             </w:r>
           </w:p>
         </w:tc>
@@ -14115,7 +14115,7 @@
                 <w:szCs w:val="22"/>
                 <w:color w:val="000000"/>
               </w:rPr>
-              <w:t xml:space="preserve">9.4053</w:t>
+              <w:t xml:space="preserve">8.3641</w:t>
             </w:r>
           </w:p>
         </w:tc>
@@ -14560,7 +14560,7 @@
                 <w:szCs w:val="22"/>
                 <w:color w:val="000000"/>
               </w:rPr>
-              <w:t xml:space="preserve">10.0854</w:t>
+              <w:t xml:space="preserve">8.2053</w:t>
             </w:r>
           </w:p>
         </w:tc>
@@ -15005,7 +15005,7 @@
                 <w:szCs w:val="22"/>
                 <w:color w:val="000000"/>
               </w:rPr>
-              <w:t xml:space="preserve">1.6576</w:t>
+              <w:t xml:space="preserve">1.3744</w:t>
             </w:r>
           </w:p>
         </w:tc>
@@ -15060,7 +15060,7 @@
                 <w:szCs w:val="22"/>
                 <w:color w:val="000000"/>
               </w:rPr>
-              <w:t xml:space="preserve">0.1356</w:t>
+              <w:t xml:space="preserve">0.2060</w:t>
             </w:r>
           </w:p>
         </w:tc>
@@ -15450,7 +15450,7 @@
                 <w:szCs w:val="22"/>
                 <w:color w:val="000000"/>
               </w:rPr>
-              <w:t xml:space="preserve">2.2882</w:t>
+              <w:t xml:space="preserve">1.6431</w:t>
             </w:r>
           </w:p>
         </w:tc>
@@ -15505,62 +15505,62 @@
                 <w:szCs w:val="22"/>
                 <w:color w:val="000000"/>
               </w:rPr>
-              <w:t xml:space="preserve">0.0558</w:t>
-            </w:r>
-          </w:p>
-        </w:tc>
-        <w:tc>
-          <w:tcPr>
-            <w:tcBorders>
-              <w:bottom w:val="none" w:sz="0" w:space="0" w:color="000000"/>
-              <w:top w:val="none" w:sz="0" w:space="0" w:color="000000"/>
-              <w:left w:val="none" w:sz="0" w:space="0" w:color="000000"/>
-              <w:right w:val="none" w:sz="0" w:space="0" w:color="000000"/>
-            </w:tcBorders>
-            <w:shd w:val="clear" w:color="auto" w:fill="FFFFFF"/>
-            <w:tcMar>
-              <w:top w:w="0" w:type="dxa"/>
-              <w:bottom w:w="0" w:type="dxa"/>
-              <w:left w:w="0" w:type="dxa"/>
-              <w:right w:w="0" w:type="dxa"/>
-            </w:tcMar>
-            <w:vAlign w:val="center"/>
-          </w:tcPr>
-          <w:p>
-            <w:pPr>
-              <w:pStyle w:val="Normal"/>
-              <w:jc w:val="left"/>
-              <w:pBdr>
-                <w:bottom w:val="none" w:sz="0" w:space="0" w:color="000000"/>
-                <w:top w:val="none" w:sz="0" w:space="0" w:color="000000"/>
-                <w:left w:val="none" w:sz="0" w:space="0" w:color="000000"/>
-                <w:right w:val="none" w:sz="0" w:space="0" w:color="000000"/>
-              </w:pBdr>
-              <w:spacing w:after="100" w:before="100" w:line="240"/>
-              <w:ind w:left="100" w:right="100" w:firstLine="0" w:firstLineChars="0"/>
-              <w:rPr>
-                <w:rFonts w:ascii="Arial" w:hAnsi="Arial" w:eastAsia="Arial" w:cs="Arial"/>
-                <w:i w:val="false"/>
-                <w:b w:val="false"/>
-                <w:u w:val="none"/>
-                <w:strike w:val="false"/>
-                <w:sz w:val="22"/>
-                <w:szCs w:val="22"/>
-                <w:color w:val="000000"/>
-              </w:rPr>
-            </w:pPr>
-            <w:r>
-              <w:rPr>
-                <w:rFonts w:ascii="Arial" w:hAnsi="Arial" w:eastAsia="Arial" w:cs="Arial"/>
-                <w:i w:val="false"/>
-                <w:b w:val="false"/>
-                <w:u w:val="none"/>
-                <w:strike w:val="false"/>
-                <w:sz w:val="22"/>
-                <w:szCs w:val="22"/>
-                <w:color w:val="000000"/>
-              </w:rPr>
-              <w:t xml:space="preserve">*</w:t>
+              <w:t xml:space="preserve">0.1676</w:t>
+            </w:r>
+          </w:p>
+        </w:tc>
+        <w:tc>
+          <w:tcPr>
+            <w:tcBorders>
+              <w:bottom w:val="none" w:sz="0" w:space="0" w:color="000000"/>
+              <w:top w:val="none" w:sz="0" w:space="0" w:color="000000"/>
+              <w:left w:val="none" w:sz="0" w:space="0" w:color="000000"/>
+              <w:right w:val="none" w:sz="0" w:space="0" w:color="000000"/>
+            </w:tcBorders>
+            <w:shd w:val="clear" w:color="auto" w:fill="FFFFFF"/>
+            <w:tcMar>
+              <w:top w:w="0" w:type="dxa"/>
+              <w:bottom w:w="0" w:type="dxa"/>
+              <w:left w:w="0" w:type="dxa"/>
+              <w:right w:w="0" w:type="dxa"/>
+            </w:tcMar>
+            <w:vAlign w:val="center"/>
+          </w:tcPr>
+          <w:p>
+            <w:pPr>
+              <w:pStyle w:val="Normal"/>
+              <w:jc w:val="left"/>
+              <w:pBdr>
+                <w:bottom w:val="none" w:sz="0" w:space="0" w:color="000000"/>
+                <w:top w:val="none" w:sz="0" w:space="0" w:color="000000"/>
+                <w:left w:val="none" w:sz="0" w:space="0" w:color="000000"/>
+                <w:right w:val="none" w:sz="0" w:space="0" w:color="000000"/>
+              </w:pBdr>
+              <w:spacing w:after="100" w:before="100" w:line="240"/>
+              <w:ind w:left="100" w:right="100" w:firstLine="0" w:firstLineChars="0"/>
+              <w:rPr>
+                <w:rFonts w:ascii="Arial" w:hAnsi="Arial" w:eastAsia="Arial" w:cs="Arial"/>
+                <w:i w:val="false"/>
+                <w:b w:val="false"/>
+                <w:u w:val="none"/>
+                <w:strike w:val="false"/>
+                <w:sz w:val="22"/>
+                <w:szCs w:val="22"/>
+                <w:color w:val="000000"/>
+              </w:rPr>
+            </w:pPr>
+            <w:r>
+              <w:rPr>
+                <w:rFonts w:ascii="Arial" w:hAnsi="Arial" w:eastAsia="Arial" w:cs="Arial"/>
+                <w:i w:val="false"/>
+                <w:b w:val="false"/>
+                <w:u w:val="none"/>
+                <w:strike w:val="false"/>
+                <w:sz w:val="22"/>
+                <w:szCs w:val="22"/>
+                <w:color w:val="000000"/>
+              </w:rPr>
+              <w:t xml:space="preserve"/>
             </w:r>
           </w:p>
         </w:tc>
@@ -15895,7 +15895,7 @@
                 <w:szCs w:val="22"/>
                 <w:color w:val="000000"/>
               </w:rPr>
-              <w:t xml:space="preserve">2.3411</w:t>
+              <w:t xml:space="preserve">1.8851</w:t>
             </w:r>
           </w:p>
         </w:tc>
@@ -15950,7 +15950,7 @@
                 <w:szCs w:val="22"/>
                 <w:color w:val="000000"/>
               </w:rPr>
-              <w:t xml:space="preserve">0.0179</w:t>
+              <w:t xml:space="preserve">0.0446</w:t>
             </w:r>
           </w:p>
         </w:tc>
@@ -16340,7 +16340,7 @@
                 <w:szCs w:val="22"/>
                 <w:color w:val="000000"/>
               </w:rPr>
-              <w:t xml:space="preserve">4.4279</w:t>
+              <w:t xml:space="preserve">3.4511</w:t>
             </w:r>
           </w:p>
         </w:tc>
@@ -16395,7 +16395,7 @@
                 <w:szCs w:val="22"/>
                 <w:color w:val="000000"/>
               </w:rPr>
-              <w:t xml:space="preserve">0.0009</w:t>
+              <w:t xml:space="preserve">0.0066</w:t>
             </w:r>
           </w:p>
         </w:tc>
@@ -16785,7 +16785,7 @@
                 <w:szCs w:val="22"/>
                 <w:color w:val="000000"/>
               </w:rPr>
-              <w:t xml:space="preserve">4.9007</w:t>
+              <w:t xml:space="preserve">4.2328</w:t>
             </w:r>
           </w:p>
         </w:tc>
@@ -16840,7 +16840,7 @@
                 <w:szCs w:val="22"/>
                 <w:color w:val="000000"/>
               </w:rPr>
-              <w:t xml:space="preserve">0.0000</w:t>
+              <w:t xml:space="preserve">0.0001</w:t>
             </w:r>
           </w:p>
         </w:tc>
@@ -17230,7 +17230,7 @@
                 <w:szCs w:val="22"/>
                 <w:color w:val="000000"/>
               </w:rPr>
-              <w:t xml:space="preserve">5.0081</w:t>
+              <w:t xml:space="preserve">3.5825</w:t>
             </w:r>
           </w:p>
         </w:tc>
@@ -17285,7 +17285,7 @@
                 <w:szCs w:val="22"/>
                 <w:color w:val="000000"/>
               </w:rPr>
-              <w:t xml:space="preserve">0.0001</w:t>
+              <w:t xml:space="preserve">0.0019</w:t>
             </w:r>
           </w:p>
         </w:tc>
@@ -17675,7 +17675,7 @@
                 <w:szCs w:val="22"/>
                 <w:color w:val="000000"/>
               </w:rPr>
-              <w:t xml:space="preserve">6.1198</w:t>
+              <w:t xml:space="preserve">5.2396</w:t>
             </w:r>
           </w:p>
         </w:tc>
@@ -18120,7 +18120,7 @@
                 <w:szCs w:val="22"/>
                 <w:color w:val="000000"/>
               </w:rPr>
-              <w:t xml:space="preserve">7.6011</w:t>
+              <w:t xml:space="preserve">5.8888</w:t>
             </w:r>
           </w:p>
         </w:tc>
@@ -18565,7 +18565,7 @@
                 <w:szCs w:val="22"/>
                 <w:color w:val="000000"/>
               </w:rPr>
-              <w:t xml:space="preserve">-1.2235</w:t>
+              <w:t xml:space="preserve">-0.7159</w:t>
             </w:r>
           </w:p>
         </w:tc>
@@ -18620,7 +18620,7 @@
                 <w:szCs w:val="22"/>
                 <w:color w:val="000000"/>
               </w:rPr>
-              <w:t xml:space="preserve">0.4286</w:t>
+              <w:t xml:space="preserve">0.6155</w:t>
             </w:r>
           </w:p>
         </w:tc>
@@ -19010,7 +19010,7 @@
                 <w:szCs w:val="22"/>
                 <w:color w:val="000000"/>
               </w:rPr>
-              <w:t xml:space="preserve">1.7559</w:t>
+              <w:t xml:space="preserve">2.2769</w:t>
             </w:r>
           </w:p>
         </w:tc>
@@ -19065,7 +19065,7 @@
                 <w:szCs w:val="22"/>
                 <w:color w:val="000000"/>
               </w:rPr>
-              <w:t xml:space="preserve">0.2748</w:t>
+              <w:t xml:space="preserve">0.1490</w:t>
             </w:r>
           </w:p>
         </w:tc>
@@ -19455,7 +19455,7 @@
                 <w:szCs w:val="22"/>
                 <w:color w:val="000000"/>
               </w:rPr>
-              <w:t xml:space="preserve">1.1365</w:t>
+              <w:t xml:space="preserve">2.1125</w:t>
             </w:r>
           </w:p>
         </w:tc>
@@ -19510,7 +19510,7 @@
                 <w:szCs w:val="22"/>
                 <w:color w:val="000000"/>
               </w:rPr>
-              <w:t xml:space="preserve">0.4556</w:t>
+              <w:t xml:space="preserve">0.1056</w:t>
             </w:r>
           </w:p>
         </w:tc>
@@ -19900,7 +19900,7 @@
                 <w:szCs w:val="22"/>
                 <w:color w:val="000000"/>
               </w:rPr>
-              <w:t xml:space="preserve">-2.5656</w:t>
+              <w:t xml:space="preserve">-2.2932</w:t>
             </w:r>
           </w:p>
         </w:tc>
@@ -19955,7 +19955,7 @@
                 <w:szCs w:val="22"/>
                 <w:color w:val="000000"/>
               </w:rPr>
-              <w:t xml:space="preserve">0.1741</w:t>
+              <w:t xml:space="preserve">0.1797</w:t>
             </w:r>
           </w:p>
         </w:tc>
@@ -20345,7 +20345,7 @@
                 <w:szCs w:val="22"/>
                 <w:color w:val="000000"/>
               </w:rPr>
-              <w:t xml:space="preserve">0.9666</w:t>
+              <w:t xml:space="preserve">2.1081</w:t>
             </w:r>
           </w:p>
         </w:tc>
@@ -20400,7 +20400,7 @@
                 <w:szCs w:val="22"/>
                 <w:color w:val="000000"/>
               </w:rPr>
-              <w:t xml:space="preserve">0.5761</w:t>
+              <w:t xml:space="preserve">0.1267</w:t>
             </w:r>
           </w:p>
         </w:tc>
@@ -20790,7 +20790,7 @@
                 <w:szCs w:val="22"/>
                 <w:color w:val="000000"/>
               </w:rPr>
-              <w:t xml:space="preserve">1.1360</w:t>
+              <w:t xml:space="preserve">1.5067</w:t>
             </w:r>
           </w:p>
         </w:tc>
@@ -20845,7 +20845,7 @@
                 <w:szCs w:val="22"/>
                 <w:color w:val="000000"/>
               </w:rPr>
-              <w:t xml:space="preserve">0.6054</w:t>
+              <w:t xml:space="preserve">0.4324</w:t>
             </w:r>
           </w:p>
         </w:tc>
@@ -21235,7 +21235,7 @@
                 <w:szCs w:val="22"/>
                 <w:color w:val="000000"/>
               </w:rPr>
-              <w:t xml:space="preserve">-0.4268</w:t>
+              <w:t xml:space="preserve">0.7076</w:t>
             </w:r>
           </w:p>
         </w:tc>
@@ -21290,7 +21290,7 @@
                 <w:szCs w:val="22"/>
                 <w:color w:val="000000"/>
               </w:rPr>
-              <w:t xml:space="preserve">0.8301</w:t>
+              <w:t xml:space="preserve">0.6840</w:t>
             </w:r>
           </w:p>
         </w:tc>
@@ -21680,7 +21680,7 @@
                 <w:szCs w:val="22"/>
                 <w:color w:val="000000"/>
               </w:rPr>
-              <w:t xml:space="preserve">-0.5654</w:t>
+              <w:t xml:space="preserve">-0.4382</w:t>
             </w:r>
           </w:p>
         </w:tc>
@@ -21735,7 +21735,7 @@
                 <w:szCs w:val="22"/>
                 <w:color w:val="000000"/>
               </w:rPr>
-              <w:t xml:space="preserve">0.8419</w:t>
+              <w:t xml:space="preserve">0.8509</w:t>
             </w:r>
           </w:p>
         </w:tc>
